--- a/apps/legal-docs-blueprints/templates/inversiones_Sociedad/anexo1/carta_confirmacion_hombre.docx
+++ b/apps/legal-docs-blueprints/templates/inversiones_Sociedad/anexo1/carta_confirmacion_hombre.docx
@@ -1,6 +1,6 @@
 
 <file path=word/document.xml><?xml version="1.0" encoding="utf-8"?>
-<w:document xmlns:o="urn:schemas-microsoft-com:office:office" xmlns:r="http://schemas.openxmlformats.org/officeDocument/2006/relationships" xmlns:v="urn:schemas-microsoft-com:vml" xmlns:w="http://schemas.openxmlformats.org/wordprocessingml/2006/main" xmlns:w10="urn:schemas-microsoft-com:office:word" xmlns:wp="http://schemas.openxmlformats.org/drawingml/2006/wordprocessingDrawing" xmlns:wps="http://schemas.microsoft.com/office/word/2010/wordprocessingShape" xmlns:wpg="http://schemas.microsoft.com/office/word/2010/wordprocessingGroup" xmlns:mc="http://schemas.openxmlformats.org/markup-compatibility/2006" xmlns:wp14="http://schemas.microsoft.com/office/word/2010/wordprocessingDrawing" xmlns:w14="http://schemas.microsoft.com/office/word/2010/wordml" xmlns:w15="http://schemas.microsoft.com/office/word/2012/wordml" mc:Ignorable="w14 wp14 w15">
+<w:document xmlns:o="urn:schemas-microsoft-com:office:office" xmlns:r="http://schemas.openxmlformats.org/officeDocument/2006/relationships" xmlns:v="urn:schemas-microsoft-com:vml" xmlns:w="http://schemas.openxmlformats.org/wordprocessingml/2006/main" xmlns:w10="urn:schemas-microsoft-com:office:word" xmlns:wp="http://schemas.openxmlformats.org/drawingml/2006/wordprocessingDrawing" xmlns:pic="http://schemas.openxmlformats.org/drawingml/2006/picture" xmlns:wps="http://schemas.microsoft.com/office/word/2010/wordprocessingShape" xmlns:wpg="http://schemas.microsoft.com/office/word/2010/wordprocessingGroup" xmlns:mc="http://schemas.openxmlformats.org/markup-compatibility/2006" xmlns:wp14="http://schemas.microsoft.com/office/word/2010/wordprocessingDrawing" xmlns:w14="http://schemas.microsoft.com/office/word/2010/wordml" xmlns:w15="http://schemas.microsoft.com/office/word/2012/wordml" mc:Ignorable="w14 wp14 w15">
   <w:body>
     <w:p>
       <w:pPr>
@@ -83,15 +83,13 @@
           <w:b/>
           <w:bCs/>
           <w:i w:val="false"/>
-          <w:i w:val="false"/>
-          <w:iCs w:val="false"/>
-          <w:caps w:val="false"/>
-          <w:smallCaps w:val="false"/>
-          <w:strike w:val="false"/>
-          <w:dstrike w:val="false"/>
-          <w:color w:val="000000"/>
-          <w:position w:val="0"/>
-          <w:sz w:val="20"/>
+          <w:iCs w:val="false"/>
+          <w:caps w:val="false"/>
+          <w:smallCaps w:val="false"/>
+          <w:strike w:val="false"/>
+          <w:dstrike w:val="false"/>
+          <w:color w:val="000000"/>
+          <w:position w:val="0"/>
           <w:sz w:val="20"/>
           <w:szCs w:val="20"/>
           <w:u w:val="none"/>
@@ -112,7 +110,6 @@
           <w:dstrike w:val="false"/>
           <w:color w:val="000000"/>
           <w:position w:val="0"/>
-          <w:sz w:val="20"/>
           <w:sz w:val="20"/>
           <w:szCs w:val="20"/>
           <w:u w:val="none"/>
@@ -142,36 +139,33 @@
           <w:b w:val="false"/>
           <w:bCs w:val="false"/>
           <w:i w:val="false"/>
-          <w:i w:val="false"/>
-          <w:iCs w:val="false"/>
-          <w:caps w:val="false"/>
-          <w:smallCaps w:val="false"/>
-          <w:strike w:val="false"/>
-          <w:dstrike w:val="false"/>
-          <w:color w:val="000000"/>
-          <w:position w:val="0"/>
-          <w:sz w:val="20"/>
-          <w:sz w:val="20"/>
-          <w:szCs w:val="20"/>
-          <w:u w:val="none"/>
-          <w:shd w:fill="auto" w:val="clear"/>
-          <w:vertAlign w:val="baseline"/>
-        </w:rPr>
-      </w:pPr>
-      <w:r>
-        <w:rPr>
-          <w:rFonts w:eastAsia="Arial" w:cs="Arial" w:ascii="Arial" w:hAnsi="Arial"/>
-          <w:b w:val="false"/>
-          <w:bCs w:val="false"/>
-          <w:i w:val="false"/>
-          <w:iCs w:val="false"/>
-          <w:caps w:val="false"/>
-          <w:smallCaps w:val="false"/>
-          <w:strike w:val="false"/>
-          <w:dstrike w:val="false"/>
-          <w:color w:val="000000"/>
-          <w:position w:val="0"/>
-          <w:sz w:val="20"/>
+          <w:iCs w:val="false"/>
+          <w:caps w:val="false"/>
+          <w:smallCaps w:val="false"/>
+          <w:strike w:val="false"/>
+          <w:dstrike w:val="false"/>
+          <w:color w:val="000000"/>
+          <w:position w:val="0"/>
+          <w:sz w:val="20"/>
+          <w:szCs w:val="20"/>
+          <w:u w:val="none"/>
+          <w:shd w:fill="auto" w:val="clear"/>
+          <w:vertAlign w:val="baseline"/>
+        </w:rPr>
+      </w:pPr>
+      <w:r>
+        <w:rPr>
+          <w:rFonts w:eastAsia="Arial" w:cs="Arial" w:ascii="Arial" w:hAnsi="Arial"/>
+          <w:b w:val="false"/>
+          <w:bCs w:val="false"/>
+          <w:i w:val="false"/>
+          <w:iCs w:val="false"/>
+          <w:caps w:val="false"/>
+          <w:smallCaps w:val="false"/>
+          <w:strike w:val="false"/>
+          <w:dstrike w:val="false"/>
+          <w:color w:val="000000"/>
+          <w:position w:val="0"/>
           <w:sz w:val="20"/>
           <w:szCs w:val="20"/>
           <w:u w:val="none"/>
@@ -199,7 +193,6 @@
               <w:dstrike w:val="false"/>
               <w:color w:val="000000"/>
               <w:position w:val="0"/>
-              <w:sz w:val="20"/>
               <w:sz w:val="20"/>
               <w:szCs w:val="20"/>
               <w:u w:val="none"/>
@@ -221,7 +214,6 @@
               <w:color w:val="000000"/>
               <w:position w:val="0"/>
               <w:sz w:val="20"/>
-              <w:sz w:val="20"/>
               <w:szCs w:val="20"/>
               <w:u w:val="none"/>
               <w:shd w:fill="auto" w:val="clear"/>
@@ -244,7 +236,6 @@
           <w:color w:val="000000"/>
           <w:position w:val="0"/>
           <w:sz w:val="20"/>
-          <w:sz w:val="20"/>
           <w:szCs w:val="20"/>
           <w:u w:val="none"/>
           <w:shd w:fill="auto" w:val="clear"/>
@@ -265,7 +256,6 @@
           <w:dstrike w:val="false"/>
           <w:color w:val="000000"/>
           <w:position w:val="0"/>
-          <w:sz w:val="20"/>
           <w:sz w:val="20"/>
           <w:szCs w:val="20"/>
           <w:u w:val="none"/>
@@ -291,36 +281,33 @@
           <w:b w:val="false"/>
           <w:bCs w:val="false"/>
           <w:i w:val="false"/>
-          <w:i w:val="false"/>
-          <w:iCs w:val="false"/>
-          <w:caps w:val="false"/>
-          <w:smallCaps w:val="false"/>
-          <w:strike w:val="false"/>
-          <w:dstrike w:val="false"/>
-          <w:color w:val="000000"/>
-          <w:position w:val="0"/>
-          <w:sz w:val="20"/>
-          <w:sz w:val="20"/>
-          <w:szCs w:val="20"/>
-          <w:u w:val="none"/>
-          <w:shd w:fill="auto" w:val="clear"/>
-          <w:vertAlign w:val="baseline"/>
-        </w:rPr>
-      </w:pPr>
-      <w:r>
-        <w:rPr>
-          <w:rFonts w:eastAsia="Arial" w:cs="Arial" w:ascii="Arial" w:hAnsi="Arial"/>
-          <w:b w:val="false"/>
-          <w:bCs w:val="false"/>
-          <w:i w:val="false"/>
-          <w:iCs w:val="false"/>
-          <w:caps w:val="false"/>
-          <w:smallCaps w:val="false"/>
-          <w:strike w:val="false"/>
-          <w:dstrike w:val="false"/>
-          <w:color w:val="000000"/>
-          <w:position w:val="0"/>
-          <w:sz w:val="20"/>
+          <w:iCs w:val="false"/>
+          <w:caps w:val="false"/>
+          <w:smallCaps w:val="false"/>
+          <w:strike w:val="false"/>
+          <w:dstrike w:val="false"/>
+          <w:color w:val="000000"/>
+          <w:position w:val="0"/>
+          <w:sz w:val="20"/>
+          <w:szCs w:val="20"/>
+          <w:u w:val="none"/>
+          <w:shd w:fill="auto" w:val="clear"/>
+          <w:vertAlign w:val="baseline"/>
+        </w:rPr>
+      </w:pPr>
+      <w:r>
+        <w:rPr>
+          <w:rFonts w:eastAsia="Arial" w:cs="Arial" w:ascii="Arial" w:hAnsi="Arial"/>
+          <w:b w:val="false"/>
+          <w:bCs w:val="false"/>
+          <w:i w:val="false"/>
+          <w:iCs w:val="false"/>
+          <w:caps w:val="false"/>
+          <w:smallCaps w:val="false"/>
+          <w:strike w:val="false"/>
+          <w:dstrike w:val="false"/>
+          <w:color w:val="000000"/>
+          <w:position w:val="0"/>
           <w:sz w:val="20"/>
           <w:szCs w:val="20"/>
           <w:u w:val="none"/>
@@ -345,36 +332,33 @@
           <w:b w:val="false"/>
           <w:bCs w:val="false"/>
           <w:i w:val="false"/>
-          <w:i w:val="false"/>
-          <w:iCs w:val="false"/>
-          <w:caps w:val="false"/>
-          <w:smallCaps w:val="false"/>
-          <w:strike w:val="false"/>
-          <w:dstrike w:val="false"/>
-          <w:color w:val="000000"/>
-          <w:position w:val="0"/>
-          <w:sz w:val="20"/>
-          <w:sz w:val="20"/>
-          <w:szCs w:val="20"/>
-          <w:u w:val="none"/>
-          <w:shd w:fill="auto" w:val="clear"/>
-          <w:vertAlign w:val="baseline"/>
-        </w:rPr>
-      </w:pPr>
-      <w:r>
-        <w:rPr>
-          <w:rFonts w:eastAsia="Arial" w:cs="Arial" w:ascii="Arial" w:hAnsi="Arial"/>
-          <w:b w:val="false"/>
-          <w:bCs w:val="false"/>
-          <w:i w:val="false"/>
-          <w:iCs w:val="false"/>
-          <w:caps w:val="false"/>
-          <w:smallCaps w:val="false"/>
-          <w:strike w:val="false"/>
-          <w:dstrike w:val="false"/>
-          <w:color w:val="000000"/>
-          <w:position w:val="0"/>
-          <w:sz w:val="20"/>
+          <w:iCs w:val="false"/>
+          <w:caps w:val="false"/>
+          <w:smallCaps w:val="false"/>
+          <w:strike w:val="false"/>
+          <w:dstrike w:val="false"/>
+          <w:color w:val="000000"/>
+          <w:position w:val="0"/>
+          <w:sz w:val="20"/>
+          <w:szCs w:val="20"/>
+          <w:u w:val="none"/>
+          <w:shd w:fill="auto" w:val="clear"/>
+          <w:vertAlign w:val="baseline"/>
+        </w:rPr>
+      </w:pPr>
+      <w:r>
+        <w:rPr>
+          <w:rFonts w:eastAsia="Arial" w:cs="Arial" w:ascii="Arial" w:hAnsi="Arial"/>
+          <w:b w:val="false"/>
+          <w:bCs w:val="false"/>
+          <w:i w:val="false"/>
+          <w:iCs w:val="false"/>
+          <w:caps w:val="false"/>
+          <w:smallCaps w:val="false"/>
+          <w:strike w:val="false"/>
+          <w:dstrike w:val="false"/>
+          <w:color w:val="000000"/>
+          <w:position w:val="0"/>
           <w:sz w:val="20"/>
           <w:szCs w:val="20"/>
           <w:u w:val="none"/>
@@ -455,36 +439,33 @@
           <w:b w:val="false"/>
           <w:bCs w:val="false"/>
           <w:i w:val="false"/>
-          <w:i w:val="false"/>
-          <w:iCs w:val="false"/>
-          <w:caps w:val="false"/>
-          <w:smallCaps w:val="false"/>
-          <w:strike w:val="false"/>
-          <w:dstrike w:val="false"/>
-          <w:color w:val="000000"/>
-          <w:position w:val="0"/>
-          <w:sz w:val="20"/>
-          <w:sz w:val="20"/>
-          <w:szCs w:val="20"/>
-          <w:u w:val="none"/>
-          <w:shd w:fill="auto" w:val="clear"/>
-          <w:vertAlign w:val="baseline"/>
-        </w:rPr>
-      </w:pPr>
-      <w:r>
-        <w:rPr>
-          <w:rFonts w:eastAsia="Arial" w:cs="Arial" w:ascii="Arial" w:hAnsi="Arial"/>
-          <w:b w:val="false"/>
-          <w:bCs w:val="false"/>
-          <w:i w:val="false"/>
-          <w:iCs w:val="false"/>
-          <w:caps w:val="false"/>
-          <w:smallCaps w:val="false"/>
-          <w:strike w:val="false"/>
-          <w:dstrike w:val="false"/>
-          <w:color w:val="000000"/>
-          <w:position w:val="0"/>
-          <w:sz w:val="20"/>
+          <w:iCs w:val="false"/>
+          <w:caps w:val="false"/>
+          <w:smallCaps w:val="false"/>
+          <w:strike w:val="false"/>
+          <w:dstrike w:val="false"/>
+          <w:color w:val="000000"/>
+          <w:position w:val="0"/>
+          <w:sz w:val="20"/>
+          <w:szCs w:val="20"/>
+          <w:u w:val="none"/>
+          <w:shd w:fill="auto" w:val="clear"/>
+          <w:vertAlign w:val="baseline"/>
+        </w:rPr>
+      </w:pPr>
+      <w:r>
+        <w:rPr>
+          <w:rFonts w:eastAsia="Arial" w:cs="Arial" w:ascii="Arial" w:hAnsi="Arial"/>
+          <w:b w:val="false"/>
+          <w:bCs w:val="false"/>
+          <w:i w:val="false"/>
+          <w:iCs w:val="false"/>
+          <w:caps w:val="false"/>
+          <w:smallCaps w:val="false"/>
+          <w:strike w:val="false"/>
+          <w:dstrike w:val="false"/>
+          <w:color w:val="000000"/>
+          <w:position w:val="0"/>
           <w:sz w:val="20"/>
           <w:szCs w:val="20"/>
           <w:u w:val="none"/>
@@ -512,7 +493,6 @@
               <w:dstrike w:val="false"/>
               <w:color w:val="000000"/>
               <w:position w:val="0"/>
-              <w:sz w:val="20"/>
               <w:sz w:val="20"/>
               <w:szCs w:val="20"/>
               <w:u w:val="none"/>
@@ -534,7 +514,6 @@
               <w:color w:val="000000"/>
               <w:position w:val="0"/>
               <w:sz w:val="20"/>
-              <w:sz w:val="20"/>
               <w:szCs w:val="20"/>
               <w:u w:val="none"/>
               <w:shd w:fill="auto" w:val="clear"/>
@@ -557,7 +536,6 @@
           <w:color w:val="000000"/>
           <w:position w:val="0"/>
           <w:sz w:val="20"/>
-          <w:sz w:val="20"/>
           <w:szCs w:val="20"/>
           <w:u w:val="none"/>
           <w:shd w:fill="auto" w:val="clear"/>
@@ -579,13 +557,684 @@
           <w:color w:val="000000"/>
           <w:position w:val="0"/>
           <w:sz w:val="20"/>
-          <w:sz w:val="20"/>
-          <w:szCs w:val="20"/>
-          <w:u w:val="none"/>
-          <w:shd w:fill="auto" w:val="clear"/>
-          <w:vertAlign w:val="baseline"/>
-        </w:rPr>
-        <w:t>, en mi calidad de Inversionista conforme al Acuerdo Privado de Inversión suscrito con fecha {diaTexto} de {mesTexto}</w:t>
+          <w:szCs w:val="20"/>
+          <w:u w:val="none"/>
+          <w:shd w:fill="auto" w:val="clear"/>
+          <w:vertAlign w:val="baseline"/>
+        </w:rPr>
+        <w:t xml:space="preserve">, en representación de la entidad denominada </w:t>
+      </w:r>
+      <w:r>
+        <w:rPr>
+          <w:rFonts w:eastAsia="Arial" w:cs="Arial" w:ascii="Arial" w:hAnsi="Arial"/>
+          <w:b w:val="false"/>
+          <w:bCs w:val="false"/>
+          <w:i w:val="false"/>
+          <w:iCs w:val="false"/>
+          <w:caps w:val="false"/>
+          <w:smallCaps w:val="false"/>
+          <w:strike w:val="false"/>
+          <w:dstrike w:val="false"/>
+          <w:color w:val="000000"/>
+          <w:position w:val="0"/>
+          <w:sz w:val="20"/>
+          <w:szCs w:val="20"/>
+          <w:u w:val="none"/>
+          <w:shd w:fill="auto" w:val="clear"/>
+          <w:vertAlign w:val="baseline"/>
+        </w:rPr>
+        <w:t>{</w:t>
+      </w:r>
+      <w:r>
+        <w:rPr>
+          <w:rFonts w:eastAsia="Arial" w:cs="Arial" w:ascii="Arial" w:hAnsi="Arial"/>
+          <w:b w:val="false"/>
+          <w:bCs w:val="false"/>
+          <w:i w:val="false"/>
+          <w:iCs w:val="false"/>
+          <w:caps w:val="false"/>
+          <w:smallCaps w:val="false"/>
+          <w:strike w:val="false"/>
+          <w:dstrike w:val="false"/>
+          <w:color w:val="000000"/>
+          <w:position w:val="0"/>
+          <w:sz w:val="20"/>
+          <w:szCs w:val="20"/>
+          <w:u w:val="none"/>
+          <w:shd w:fill="auto" w:val="clear"/>
+          <w:vertAlign w:val="baseline"/>
+        </w:rPr>
+        <w:t>n</w:t>
+      </w:r>
+      <w:r>
+        <w:rPr>
+          <w:rFonts w:eastAsia="Arial" w:cs="Arial" w:ascii="Arial" w:hAnsi="Arial"/>
+          <w:b w:val="false"/>
+          <w:bCs w:val="false"/>
+          <w:i w:val="false"/>
+          <w:iCs w:val="false"/>
+          <w:caps w:val="false"/>
+          <w:smallCaps w:val="false"/>
+          <w:strike w:val="false"/>
+          <w:dstrike w:val="false"/>
+          <w:color w:val="000000"/>
+          <w:position w:val="0"/>
+          <w:sz w:val="20"/>
+          <w:szCs w:val="20"/>
+          <w:u w:val="none"/>
+          <w:shd w:fill="auto" w:val="clear"/>
+          <w:vertAlign w:val="baseline"/>
+        </w:rPr>
+        <w:t>o</w:t>
+      </w:r>
+      <w:r>
+        <w:rPr>
+          <w:rFonts w:eastAsia="Arial" w:cs="Arial" w:ascii="Arial" w:hAnsi="Arial"/>
+          <w:b w:val="false"/>
+          <w:bCs w:val="false"/>
+          <w:i w:val="false"/>
+          <w:iCs w:val="false"/>
+          <w:caps w:val="false"/>
+          <w:smallCaps w:val="false"/>
+          <w:strike w:val="false"/>
+          <w:dstrike w:val="false"/>
+          <w:color w:val="000000"/>
+          <w:position w:val="0"/>
+          <w:sz w:val="20"/>
+          <w:szCs w:val="20"/>
+          <w:u w:val="none"/>
+          <w:shd w:fill="auto" w:val="clear"/>
+          <w:vertAlign w:val="baseline"/>
+        </w:rPr>
+        <w:t>m</w:t>
+      </w:r>
+      <w:r>
+        <w:rPr>
+          <w:rFonts w:eastAsia="Arial" w:cs="Arial" w:ascii="Arial" w:hAnsi="Arial"/>
+          <w:b w:val="false"/>
+          <w:bCs w:val="false"/>
+          <w:i w:val="false"/>
+          <w:iCs w:val="false"/>
+          <w:caps w:val="false"/>
+          <w:smallCaps w:val="false"/>
+          <w:strike w:val="false"/>
+          <w:dstrike w:val="false"/>
+          <w:color w:val="000000"/>
+          <w:position w:val="0"/>
+          <w:sz w:val="20"/>
+          <w:szCs w:val="20"/>
+          <w:u w:val="none"/>
+          <w:shd w:fill="auto" w:val="clear"/>
+          <w:vertAlign w:val="baseline"/>
+        </w:rPr>
+        <w:t>b</w:t>
+      </w:r>
+      <w:r>
+        <w:rPr>
+          <w:rFonts w:eastAsia="Arial" w:cs="Arial" w:ascii="Arial" w:hAnsi="Arial"/>
+          <w:b w:val="false"/>
+          <w:bCs w:val="false"/>
+          <w:i w:val="false"/>
+          <w:iCs w:val="false"/>
+          <w:caps w:val="false"/>
+          <w:smallCaps w:val="false"/>
+          <w:strike w:val="false"/>
+          <w:dstrike w:val="false"/>
+          <w:color w:val="000000"/>
+          <w:position w:val="0"/>
+          <w:sz w:val="20"/>
+          <w:szCs w:val="20"/>
+          <w:u w:val="none"/>
+          <w:shd w:fill="auto" w:val="clear"/>
+          <w:vertAlign w:val="baseline"/>
+        </w:rPr>
+        <w:t>r</w:t>
+      </w:r>
+      <w:r>
+        <w:rPr>
+          <w:rFonts w:eastAsia="Arial" w:cs="Arial" w:ascii="Arial" w:hAnsi="Arial"/>
+          <w:b w:val="false"/>
+          <w:bCs w:val="false"/>
+          <w:i w:val="false"/>
+          <w:iCs w:val="false"/>
+          <w:caps w:val="false"/>
+          <w:smallCaps w:val="false"/>
+          <w:strike w:val="false"/>
+          <w:dstrike w:val="false"/>
+          <w:color w:val="000000"/>
+          <w:position w:val="0"/>
+          <w:sz w:val="20"/>
+          <w:szCs w:val="20"/>
+          <w:u w:val="none"/>
+          <w:shd w:fill="auto" w:val="clear"/>
+          <w:vertAlign w:val="baseline"/>
+        </w:rPr>
+        <w:t>e</w:t>
+      </w:r>
+      <w:r>
+        <w:rPr>
+          <w:rFonts w:eastAsia="Arial" w:cs="Arial" w:ascii="Arial" w:hAnsi="Arial"/>
+          <w:b w:val="false"/>
+          <w:bCs w:val="false"/>
+          <w:i w:val="false"/>
+          <w:iCs w:val="false"/>
+          <w:caps w:val="false"/>
+          <w:smallCaps w:val="false"/>
+          <w:strike w:val="false"/>
+          <w:dstrike w:val="false"/>
+          <w:color w:val="000000"/>
+          <w:position w:val="0"/>
+          <w:sz w:val="20"/>
+          <w:szCs w:val="20"/>
+          <w:u w:val="none"/>
+          <w:shd w:fill="auto" w:val="clear"/>
+          <w:vertAlign w:val="baseline"/>
+        </w:rPr>
+        <w:t>S</w:t>
+      </w:r>
+      <w:r>
+        <w:rPr>
+          <w:rFonts w:eastAsia="Arial" w:cs="Arial" w:ascii="Arial" w:hAnsi="Arial"/>
+          <w:b w:val="false"/>
+          <w:bCs w:val="false"/>
+          <w:i w:val="false"/>
+          <w:iCs w:val="false"/>
+          <w:caps w:val="false"/>
+          <w:smallCaps w:val="false"/>
+          <w:strike w:val="false"/>
+          <w:dstrike w:val="false"/>
+          <w:color w:val="000000"/>
+          <w:position w:val="0"/>
+          <w:sz w:val="20"/>
+          <w:szCs w:val="20"/>
+          <w:u w:val="none"/>
+          <w:shd w:fill="auto" w:val="clear"/>
+          <w:vertAlign w:val="baseline"/>
+        </w:rPr>
+        <w:t>o</w:t>
+      </w:r>
+      <w:r>
+        <w:rPr>
+          <w:rFonts w:eastAsia="Arial" w:cs="Arial" w:ascii="Arial" w:hAnsi="Arial"/>
+          <w:b w:val="false"/>
+          <w:bCs w:val="false"/>
+          <w:i w:val="false"/>
+          <w:iCs w:val="false"/>
+          <w:caps w:val="false"/>
+          <w:smallCaps w:val="false"/>
+          <w:strike w:val="false"/>
+          <w:dstrike w:val="false"/>
+          <w:color w:val="000000"/>
+          <w:position w:val="0"/>
+          <w:sz w:val="20"/>
+          <w:szCs w:val="20"/>
+          <w:u w:val="none"/>
+          <w:shd w:fill="auto" w:val="clear"/>
+          <w:vertAlign w:val="baseline"/>
+        </w:rPr>
+        <w:t>c</w:t>
+      </w:r>
+      <w:r>
+        <w:rPr>
+          <w:rFonts w:eastAsia="Arial" w:cs="Arial" w:ascii="Arial" w:hAnsi="Arial"/>
+          <w:b w:val="false"/>
+          <w:bCs w:val="false"/>
+          <w:i w:val="false"/>
+          <w:iCs w:val="false"/>
+          <w:caps w:val="false"/>
+          <w:smallCaps w:val="false"/>
+          <w:strike w:val="false"/>
+          <w:dstrike w:val="false"/>
+          <w:color w:val="000000"/>
+          <w:position w:val="0"/>
+          <w:sz w:val="20"/>
+          <w:szCs w:val="20"/>
+          <w:u w:val="none"/>
+          <w:shd w:fill="auto" w:val="clear"/>
+          <w:vertAlign w:val="baseline"/>
+        </w:rPr>
+        <w:t>i</w:t>
+      </w:r>
+      <w:r>
+        <w:rPr>
+          <w:rFonts w:eastAsia="Arial" w:cs="Arial" w:ascii="Arial" w:hAnsi="Arial"/>
+          <w:b w:val="false"/>
+          <w:bCs w:val="false"/>
+          <w:i w:val="false"/>
+          <w:iCs w:val="false"/>
+          <w:caps w:val="false"/>
+          <w:smallCaps w:val="false"/>
+          <w:strike w:val="false"/>
+          <w:dstrike w:val="false"/>
+          <w:color w:val="000000"/>
+          <w:position w:val="0"/>
+          <w:sz w:val="20"/>
+          <w:szCs w:val="20"/>
+          <w:u w:val="none"/>
+          <w:shd w:fill="auto" w:val="clear"/>
+          <w:vertAlign w:val="baseline"/>
+        </w:rPr>
+        <w:t>e</w:t>
+      </w:r>
+      <w:r>
+        <w:rPr>
+          <w:rFonts w:eastAsia="Arial" w:cs="Arial" w:ascii="Arial" w:hAnsi="Arial"/>
+          <w:b w:val="false"/>
+          <w:bCs w:val="false"/>
+          <w:i w:val="false"/>
+          <w:iCs w:val="false"/>
+          <w:caps w:val="false"/>
+          <w:smallCaps w:val="false"/>
+          <w:strike w:val="false"/>
+          <w:dstrike w:val="false"/>
+          <w:color w:val="000000"/>
+          <w:position w:val="0"/>
+          <w:sz w:val="20"/>
+          <w:szCs w:val="20"/>
+          <w:u w:val="none"/>
+          <w:shd w:fill="auto" w:val="clear"/>
+          <w:vertAlign w:val="baseline"/>
+        </w:rPr>
+        <w:t>d</w:t>
+      </w:r>
+      <w:r>
+        <w:rPr>
+          <w:rFonts w:eastAsia="Arial" w:cs="Arial" w:ascii="Arial" w:hAnsi="Arial"/>
+          <w:b w:val="false"/>
+          <w:bCs w:val="false"/>
+          <w:i w:val="false"/>
+          <w:iCs w:val="false"/>
+          <w:caps w:val="false"/>
+          <w:smallCaps w:val="false"/>
+          <w:strike w:val="false"/>
+          <w:dstrike w:val="false"/>
+          <w:color w:val="000000"/>
+          <w:position w:val="0"/>
+          <w:sz w:val="20"/>
+          <w:szCs w:val="20"/>
+          <w:u w:val="none"/>
+          <w:shd w:fill="auto" w:val="clear"/>
+          <w:vertAlign w:val="baseline"/>
+        </w:rPr>
+        <w:t>a</w:t>
+      </w:r>
+      <w:r>
+        <w:rPr>
+          <w:rFonts w:eastAsia="Arial" w:cs="Arial" w:ascii="Arial" w:hAnsi="Arial"/>
+          <w:b w:val="false"/>
+          <w:bCs w:val="false"/>
+          <w:i w:val="false"/>
+          <w:iCs w:val="false"/>
+          <w:caps w:val="false"/>
+          <w:smallCaps w:val="false"/>
+          <w:strike w:val="false"/>
+          <w:dstrike w:val="false"/>
+          <w:color w:val="000000"/>
+          <w:position w:val="0"/>
+          <w:sz w:val="20"/>
+          <w:szCs w:val="20"/>
+          <w:u w:val="none"/>
+          <w:shd w:fill="auto" w:val="clear"/>
+          <w:vertAlign w:val="baseline"/>
+        </w:rPr>
+        <w:t>d</w:t>
+      </w:r>
+      <w:r>
+        <w:rPr>
+          <w:rFonts w:eastAsia="Arial" w:cs="Arial" w:ascii="Arial" w:hAnsi="Arial"/>
+          <w:b w:val="false"/>
+          <w:bCs w:val="false"/>
+          <w:i w:val="false"/>
+          <w:iCs w:val="false"/>
+          <w:caps w:val="false"/>
+          <w:smallCaps w:val="false"/>
+          <w:strike w:val="false"/>
+          <w:dstrike w:val="false"/>
+          <w:color w:val="000000"/>
+          <w:position w:val="0"/>
+          <w:sz w:val="20"/>
+          <w:szCs w:val="20"/>
+          <w:u w:val="none"/>
+          <w:shd w:fill="auto" w:val="clear"/>
+          <w:vertAlign w:val="baseline"/>
+        </w:rPr>
+        <w:t>I</w:t>
+      </w:r>
+      <w:r>
+        <w:rPr>
+          <w:rFonts w:eastAsia="Arial" w:cs="Arial" w:ascii="Arial" w:hAnsi="Arial"/>
+          <w:b w:val="false"/>
+          <w:bCs w:val="false"/>
+          <w:i w:val="false"/>
+          <w:iCs w:val="false"/>
+          <w:caps w:val="false"/>
+          <w:smallCaps w:val="false"/>
+          <w:strike w:val="false"/>
+          <w:dstrike w:val="false"/>
+          <w:color w:val="000000"/>
+          <w:position w:val="0"/>
+          <w:sz w:val="20"/>
+          <w:szCs w:val="20"/>
+          <w:u w:val="none"/>
+          <w:shd w:fill="auto" w:val="clear"/>
+          <w:vertAlign w:val="baseline"/>
+        </w:rPr>
+        <w:t>n</w:t>
+      </w:r>
+      <w:r>
+        <w:rPr>
+          <w:rFonts w:eastAsia="Arial" w:cs="Arial" w:ascii="Arial" w:hAnsi="Arial"/>
+          <w:b w:val="false"/>
+          <w:bCs w:val="false"/>
+          <w:i w:val="false"/>
+          <w:iCs w:val="false"/>
+          <w:caps w:val="false"/>
+          <w:smallCaps w:val="false"/>
+          <w:strike w:val="false"/>
+          <w:dstrike w:val="false"/>
+          <w:color w:val="000000"/>
+          <w:position w:val="0"/>
+          <w:sz w:val="20"/>
+          <w:szCs w:val="20"/>
+          <w:u w:val="none"/>
+          <w:shd w:fill="auto" w:val="clear"/>
+          <w:vertAlign w:val="baseline"/>
+        </w:rPr>
+        <w:t>v</w:t>
+      </w:r>
+      <w:r>
+        <w:rPr>
+          <w:rFonts w:eastAsia="Arial" w:cs="Arial" w:ascii="Arial" w:hAnsi="Arial"/>
+          <w:b w:val="false"/>
+          <w:bCs w:val="false"/>
+          <w:i w:val="false"/>
+          <w:iCs w:val="false"/>
+          <w:caps w:val="false"/>
+          <w:smallCaps w:val="false"/>
+          <w:strike w:val="false"/>
+          <w:dstrike w:val="false"/>
+          <w:color w:val="000000"/>
+          <w:position w:val="0"/>
+          <w:sz w:val="20"/>
+          <w:szCs w:val="20"/>
+          <w:u w:val="none"/>
+          <w:shd w:fill="auto" w:val="clear"/>
+          <w:vertAlign w:val="baseline"/>
+        </w:rPr>
+        <w:t>e</w:t>
+      </w:r>
+      <w:r>
+        <w:rPr>
+          <w:rFonts w:eastAsia="Arial" w:cs="Arial" w:ascii="Arial" w:hAnsi="Arial"/>
+          <w:b w:val="false"/>
+          <w:bCs w:val="false"/>
+          <w:i w:val="false"/>
+          <w:iCs w:val="false"/>
+          <w:caps w:val="false"/>
+          <w:smallCaps w:val="false"/>
+          <w:strike w:val="false"/>
+          <w:dstrike w:val="false"/>
+          <w:color w:val="000000"/>
+          <w:position w:val="0"/>
+          <w:sz w:val="20"/>
+          <w:szCs w:val="20"/>
+          <w:u w:val="none"/>
+          <w:shd w:fill="auto" w:val="clear"/>
+          <w:vertAlign w:val="baseline"/>
+        </w:rPr>
+        <w:t>r</w:t>
+      </w:r>
+      <w:r>
+        <w:rPr>
+          <w:rFonts w:eastAsia="Arial" w:cs="Arial" w:ascii="Arial" w:hAnsi="Arial"/>
+          <w:b w:val="false"/>
+          <w:bCs w:val="false"/>
+          <w:i w:val="false"/>
+          <w:iCs w:val="false"/>
+          <w:caps w:val="false"/>
+          <w:smallCaps w:val="false"/>
+          <w:strike w:val="false"/>
+          <w:dstrike w:val="false"/>
+          <w:color w:val="000000"/>
+          <w:position w:val="0"/>
+          <w:sz w:val="20"/>
+          <w:szCs w:val="20"/>
+          <w:u w:val="none"/>
+          <w:shd w:fill="auto" w:val="clear"/>
+          <w:vertAlign w:val="baseline"/>
+        </w:rPr>
+        <w:t>s</w:t>
+      </w:r>
+      <w:r>
+        <w:rPr>
+          <w:rFonts w:eastAsia="Arial" w:cs="Arial" w:ascii="Arial" w:hAnsi="Arial"/>
+          <w:b w:val="false"/>
+          <w:bCs w:val="false"/>
+          <w:i w:val="false"/>
+          <w:iCs w:val="false"/>
+          <w:caps w:val="false"/>
+          <w:smallCaps w:val="false"/>
+          <w:strike w:val="false"/>
+          <w:dstrike w:val="false"/>
+          <w:color w:val="000000"/>
+          <w:position w:val="0"/>
+          <w:sz w:val="20"/>
+          <w:szCs w:val="20"/>
+          <w:u w:val="none"/>
+          <w:shd w:fill="auto" w:val="clear"/>
+          <w:vertAlign w:val="baseline"/>
+        </w:rPr>
+        <w:t>i</w:t>
+      </w:r>
+      <w:r>
+        <w:rPr>
+          <w:rFonts w:eastAsia="Arial" w:cs="Arial" w:ascii="Arial" w:hAnsi="Arial"/>
+          <w:b w:val="false"/>
+          <w:bCs w:val="false"/>
+          <w:i w:val="false"/>
+          <w:iCs w:val="false"/>
+          <w:caps w:val="false"/>
+          <w:smallCaps w:val="false"/>
+          <w:strike w:val="false"/>
+          <w:dstrike w:val="false"/>
+          <w:color w:val="000000"/>
+          <w:position w:val="0"/>
+          <w:sz w:val="20"/>
+          <w:szCs w:val="20"/>
+          <w:u w:val="none"/>
+          <w:shd w:fill="auto" w:val="clear"/>
+          <w:vertAlign w:val="baseline"/>
+        </w:rPr>
+        <w:t>o</w:t>
+      </w:r>
+      <w:r>
+        <w:rPr>
+          <w:rFonts w:eastAsia="Arial" w:cs="Arial" w:ascii="Arial" w:hAnsi="Arial"/>
+          <w:b w:val="false"/>
+          <w:bCs w:val="false"/>
+          <w:i w:val="false"/>
+          <w:iCs w:val="false"/>
+          <w:caps w:val="false"/>
+          <w:smallCaps w:val="false"/>
+          <w:strike w:val="false"/>
+          <w:dstrike w:val="false"/>
+          <w:color w:val="000000"/>
+          <w:position w:val="0"/>
+          <w:sz w:val="20"/>
+          <w:szCs w:val="20"/>
+          <w:u w:val="none"/>
+          <w:shd w:fill="auto" w:val="clear"/>
+          <w:vertAlign w:val="baseline"/>
+        </w:rPr>
+        <w:t>n</w:t>
+      </w:r>
+      <w:r>
+        <w:rPr>
+          <w:rFonts w:eastAsia="Arial" w:cs="Arial" w:ascii="Arial" w:hAnsi="Arial"/>
+          <w:b w:val="false"/>
+          <w:bCs w:val="false"/>
+          <w:i w:val="false"/>
+          <w:iCs w:val="false"/>
+          <w:caps w:val="false"/>
+          <w:smallCaps w:val="false"/>
+          <w:strike w:val="false"/>
+          <w:dstrike w:val="false"/>
+          <w:color w:val="000000"/>
+          <w:position w:val="0"/>
+          <w:sz w:val="20"/>
+          <w:szCs w:val="20"/>
+          <w:u w:val="none"/>
+          <w:shd w:fill="auto" w:val="clear"/>
+          <w:vertAlign w:val="baseline"/>
+        </w:rPr>
+        <w:t>i</w:t>
+      </w:r>
+      <w:r>
+        <w:rPr>
+          <w:rFonts w:eastAsia="Arial" w:cs="Arial" w:ascii="Arial" w:hAnsi="Arial"/>
+          <w:b w:val="false"/>
+          <w:bCs w:val="false"/>
+          <w:i w:val="false"/>
+          <w:iCs w:val="false"/>
+          <w:caps w:val="false"/>
+          <w:smallCaps w:val="false"/>
+          <w:strike w:val="false"/>
+          <w:dstrike w:val="false"/>
+          <w:color w:val="000000"/>
+          <w:position w:val="0"/>
+          <w:sz w:val="20"/>
+          <w:szCs w:val="20"/>
+          <w:u w:val="none"/>
+          <w:shd w:fill="auto" w:val="clear"/>
+          <w:vertAlign w:val="baseline"/>
+        </w:rPr>
+        <w:t>s</w:t>
+      </w:r>
+      <w:r>
+        <w:rPr>
+          <w:rFonts w:eastAsia="Arial" w:cs="Arial" w:ascii="Arial" w:hAnsi="Arial"/>
+          <w:b w:val="false"/>
+          <w:bCs w:val="false"/>
+          <w:i w:val="false"/>
+          <w:iCs w:val="false"/>
+          <w:caps w:val="false"/>
+          <w:smallCaps w:val="false"/>
+          <w:strike w:val="false"/>
+          <w:dstrike w:val="false"/>
+          <w:color w:val="000000"/>
+          <w:position w:val="0"/>
+          <w:sz w:val="20"/>
+          <w:szCs w:val="20"/>
+          <w:u w:val="none"/>
+          <w:shd w:fill="auto" w:val="clear"/>
+          <w:vertAlign w:val="baseline"/>
+        </w:rPr>
+        <w:t>t</w:t>
+      </w:r>
+      <w:r>
+        <w:rPr>
+          <w:rFonts w:eastAsia="Arial" w:cs="Arial" w:ascii="Arial" w:hAnsi="Arial"/>
+          <w:b w:val="false"/>
+          <w:bCs w:val="false"/>
+          <w:i w:val="false"/>
+          <w:iCs w:val="false"/>
+          <w:caps w:val="false"/>
+          <w:smallCaps w:val="false"/>
+          <w:strike w:val="false"/>
+          <w:dstrike w:val="false"/>
+          <w:color w:val="000000"/>
+          <w:position w:val="0"/>
+          <w:sz w:val="20"/>
+          <w:szCs w:val="20"/>
+          <w:u w:val="none"/>
+          <w:shd w:fill="auto" w:val="clear"/>
+          <w:vertAlign w:val="baseline"/>
+        </w:rPr>
+        <w:t>a</w:t>
+      </w:r>
+      <w:r>
+        <w:rPr>
+          <w:rFonts w:eastAsia="Arial" w:cs="Arial" w:ascii="Arial" w:hAnsi="Arial"/>
+          <w:b w:val="false"/>
+          <w:bCs w:val="false"/>
+          <w:i w:val="false"/>
+          <w:iCs w:val="false"/>
+          <w:caps w:val="false"/>
+          <w:smallCaps w:val="false"/>
+          <w:strike w:val="false"/>
+          <w:dstrike w:val="false"/>
+          <w:color w:val="000000"/>
+          <w:position w:val="0"/>
+          <w:sz w:val="20"/>
+          <w:szCs w:val="20"/>
+          <w:u w:val="none"/>
+          <w:shd w:fill="auto" w:val="clear"/>
+          <w:vertAlign w:val="baseline"/>
+        </w:rPr>
+        <w:t>}</w:t>
+      </w:r>
+      <w:r>
+        <w:rPr>
+          <w:rFonts w:eastAsia="Arial" w:cs="Arial" w:ascii="Arial" w:hAnsi="Arial"/>
+          <w:b w:val="false"/>
+          <w:bCs w:val="false"/>
+          <w:i w:val="false"/>
+          <w:iCs w:val="false"/>
+          <w:caps w:val="false"/>
+          <w:smallCaps w:val="false"/>
+          <w:strike w:val="false"/>
+          <w:dstrike w:val="false"/>
+          <w:color w:val="000000"/>
+          <w:position w:val="0"/>
+          <w:sz w:val="20"/>
+          <w:szCs w:val="20"/>
+          <w:u w:val="none"/>
+          <w:shd w:fill="auto" w:val="clear"/>
+          <w:vertAlign w:val="baseline"/>
+        </w:rPr>
+        <w:t xml:space="preserve"> </w:t>
+      </w:r>
+      <w:r>
+        <w:rPr>
+          <w:rFonts w:eastAsia="Arial" w:cs="Arial" w:ascii="Arial" w:hAnsi="Arial"/>
+          <w:b w:val="false"/>
+          <w:bCs w:val="false"/>
+          <w:i w:val="false"/>
+          <w:iCs w:val="false"/>
+          <w:caps w:val="false"/>
+          <w:smallCaps w:val="false"/>
+          <w:strike w:val="false"/>
+          <w:dstrike w:val="false"/>
+          <w:color w:val="000000"/>
+          <w:position w:val="0"/>
+          <w:sz w:val="20"/>
+          <w:szCs w:val="20"/>
+          <w:u w:val="none"/>
+          <w:shd w:fill="auto" w:val="clear"/>
+          <w:vertAlign w:val="baseline"/>
+        </w:rPr>
+        <w:t xml:space="preserve">y </w:t>
+      </w:r>
+      <w:r>
+        <w:rPr>
+          <w:rFonts w:eastAsia="Arial" w:cs="Arial" w:ascii="Arial" w:hAnsi="Arial"/>
+          <w:b w:val="false"/>
+          <w:bCs w:val="false"/>
+          <w:i w:val="false"/>
+          <w:iCs w:val="false"/>
+          <w:caps w:val="false"/>
+          <w:smallCaps w:val="false"/>
+          <w:strike w:val="false"/>
+          <w:dstrike w:val="false"/>
+          <w:color w:val="000000"/>
+          <w:position w:val="0"/>
+          <w:sz w:val="20"/>
+          <w:szCs w:val="20"/>
+          <w:u w:val="none"/>
+          <w:shd w:fill="auto" w:val="clear"/>
+          <w:vertAlign w:val="baseline"/>
+        </w:rPr>
+        <w:t>en mi calidad de Inversionista conforme al Acuerdo Privado de Inversión suscrito con fecha {diaTexto} de {mesTexto}</w:t>
       </w:r>
       <w:sdt>
         <w:sdtPr>
@@ -606,7 +1255,6 @@
               <w:dstrike w:val="false"/>
               <w:color w:val="000000"/>
               <w:position w:val="0"/>
-              <w:sz w:val="20"/>
               <w:sz w:val="20"/>
               <w:szCs w:val="20"/>
               <w:u w:val="none"/>
@@ -628,7 +1276,6 @@
               <w:color w:val="000000"/>
               <w:position w:val="0"/>
               <w:sz w:val="20"/>
-              <w:sz w:val="20"/>
               <w:szCs w:val="20"/>
               <w:u w:val="none"/>
               <w:shd w:fill="auto" w:val="clear"/>
@@ -651,7 +1298,6 @@
           <w:color w:val="000000"/>
           <w:position w:val="0"/>
           <w:sz w:val="20"/>
-          <w:sz w:val="20"/>
           <w:szCs w:val="20"/>
           <w:u w:val="none"/>
           <w:shd w:fill="auto" w:val="clear"/>
@@ -672,7 +1318,6 @@
           <w:dstrike w:val="false"/>
           <w:color w:val="000000"/>
           <w:position w:val="0"/>
-          <w:sz w:val="20"/>
           <w:sz w:val="20"/>
           <w:szCs w:val="20"/>
           <w:u w:val="none"/>
@@ -700,7 +1345,6 @@
               <w:dstrike w:val="false"/>
               <w:color w:val="000000"/>
               <w:position w:val="0"/>
-              <w:sz w:val="20"/>
               <w:sz w:val="20"/>
               <w:szCs w:val="20"/>
               <w:u w:val="none"/>
@@ -722,7 +1366,6 @@
               <w:color w:val="000000"/>
               <w:position w:val="0"/>
               <w:sz w:val="20"/>
-              <w:sz w:val="20"/>
               <w:szCs w:val="20"/>
               <w:u w:val="none"/>
               <w:shd w:fill="auto" w:val="clear"/>
@@ -745,7 +1388,6 @@
           <w:color w:val="000000"/>
           <w:position w:val="0"/>
           <w:sz w:val="20"/>
-          <w:sz w:val="20"/>
           <w:szCs w:val="20"/>
           <w:u w:val="none"/>
           <w:shd w:fill="auto" w:val="clear"/>
@@ -766,7 +1408,6 @@
           <w:dstrike w:val="false"/>
           <w:color w:val="000000"/>
           <w:position w:val="0"/>
-          <w:sz w:val="20"/>
           <w:sz w:val="20"/>
           <w:szCs w:val="20"/>
           <w:u w:val="none"/>
@@ -807,7 +1448,6 @@
           <w:color w:val="000000"/>
           <w:position w:val="0"/>
           <w:sz w:val="20"/>
-          <w:sz w:val="20"/>
           <w:szCs w:val="20"/>
           <w:u w:val="none"/>
           <w:shd w:fill="auto" w:val="clear"/>
@@ -840,7 +1480,6 @@
           <w:color w:val="000000"/>
           <w:position w:val="0"/>
           <w:sz w:val="20"/>
-          <w:sz w:val="20"/>
           <w:szCs w:val="20"/>
           <w:u w:val="none"/>
           <w:shd w:fill="auto" w:val="clear"/>
@@ -872,7 +1511,6 @@
           <w:dstrike w:val="false"/>
           <w:color w:val="000000"/>
           <w:position w:val="0"/>
-          <w:sz w:val="20"/>
           <w:sz w:val="20"/>
           <w:szCs w:val="20"/>
           <w:u w:val="none"/>
@@ -898,36 +1536,33 @@
           <w:b w:val="false"/>
           <w:bCs w:val="false"/>
           <w:i w:val="false"/>
-          <w:i w:val="false"/>
-          <w:iCs w:val="false"/>
-          <w:caps w:val="false"/>
-          <w:smallCaps w:val="false"/>
-          <w:strike w:val="false"/>
-          <w:dstrike w:val="false"/>
-          <w:color w:val="000000"/>
-          <w:position w:val="0"/>
-          <w:sz w:val="20"/>
-          <w:sz w:val="20"/>
-          <w:szCs w:val="20"/>
-          <w:u w:val="none"/>
-          <w:shd w:fill="auto" w:val="clear"/>
-          <w:vertAlign w:val="baseline"/>
-        </w:rPr>
-      </w:pPr>
-      <w:r>
-        <w:rPr>
-          <w:rFonts w:eastAsia="Arial" w:cs="Arial" w:ascii="Arial" w:hAnsi="Arial"/>
-          <w:b w:val="false"/>
-          <w:bCs w:val="false"/>
-          <w:i w:val="false"/>
-          <w:iCs w:val="false"/>
-          <w:caps w:val="false"/>
-          <w:smallCaps w:val="false"/>
-          <w:strike w:val="false"/>
-          <w:dstrike w:val="false"/>
-          <w:color w:val="000000"/>
-          <w:position w:val="0"/>
-          <w:sz w:val="20"/>
+          <w:iCs w:val="false"/>
+          <w:caps w:val="false"/>
+          <w:smallCaps w:val="false"/>
+          <w:strike w:val="false"/>
+          <w:dstrike w:val="false"/>
+          <w:color w:val="000000"/>
+          <w:position w:val="0"/>
+          <w:sz w:val="20"/>
+          <w:szCs w:val="20"/>
+          <w:u w:val="none"/>
+          <w:shd w:fill="auto" w:val="clear"/>
+          <w:vertAlign w:val="baseline"/>
+        </w:rPr>
+      </w:pPr>
+      <w:r>
+        <w:rPr>
+          <w:rFonts w:eastAsia="Arial" w:cs="Arial" w:ascii="Arial" w:hAnsi="Arial"/>
+          <w:b w:val="false"/>
+          <w:bCs w:val="false"/>
+          <w:i w:val="false"/>
+          <w:iCs w:val="false"/>
+          <w:caps w:val="false"/>
+          <w:smallCaps w:val="false"/>
+          <w:strike w:val="false"/>
+          <w:dstrike w:val="false"/>
+          <w:color w:val="000000"/>
+          <w:position w:val="0"/>
           <w:sz w:val="20"/>
           <w:szCs w:val="20"/>
           <w:u w:val="none"/>
@@ -961,36 +1596,33 @@
           <w:b w:val="false"/>
           <w:bCs w:val="false"/>
           <w:i w:val="false"/>
-          <w:i w:val="false"/>
-          <w:iCs w:val="false"/>
-          <w:caps w:val="false"/>
-          <w:smallCaps w:val="false"/>
-          <w:strike w:val="false"/>
-          <w:dstrike w:val="false"/>
-          <w:color w:val="000000"/>
-          <w:position w:val="0"/>
-          <w:sz w:val="20"/>
-          <w:sz w:val="20"/>
-          <w:szCs w:val="20"/>
-          <w:u w:val="none"/>
-          <w:shd w:fill="auto" w:val="clear"/>
-          <w:vertAlign w:val="baseline"/>
-        </w:rPr>
-      </w:pPr>
-      <w:r>
-        <w:rPr>
-          <w:rFonts w:eastAsia="Arial" w:cs="Arial" w:ascii="Arial" w:hAnsi="Arial"/>
-          <w:b w:val="false"/>
-          <w:bCs w:val="false"/>
-          <w:i w:val="false"/>
-          <w:iCs w:val="false"/>
-          <w:caps w:val="false"/>
-          <w:smallCaps w:val="false"/>
-          <w:strike w:val="false"/>
-          <w:dstrike w:val="false"/>
-          <w:color w:val="000000"/>
-          <w:position w:val="0"/>
-          <w:sz w:val="20"/>
+          <w:iCs w:val="false"/>
+          <w:caps w:val="false"/>
+          <w:smallCaps w:val="false"/>
+          <w:strike w:val="false"/>
+          <w:dstrike w:val="false"/>
+          <w:color w:val="000000"/>
+          <w:position w:val="0"/>
+          <w:sz w:val="20"/>
+          <w:szCs w:val="20"/>
+          <w:u w:val="none"/>
+          <w:shd w:fill="auto" w:val="clear"/>
+          <w:vertAlign w:val="baseline"/>
+        </w:rPr>
+      </w:pPr>
+      <w:r>
+        <w:rPr>
+          <w:rFonts w:eastAsia="Arial" w:cs="Arial" w:ascii="Arial" w:hAnsi="Arial"/>
+          <w:b w:val="false"/>
+          <w:bCs w:val="false"/>
+          <w:i w:val="false"/>
+          <w:iCs w:val="false"/>
+          <w:caps w:val="false"/>
+          <w:smallCaps w:val="false"/>
+          <w:strike w:val="false"/>
+          <w:dstrike w:val="false"/>
+          <w:color w:val="000000"/>
+          <w:position w:val="0"/>
           <w:sz w:val="20"/>
           <w:szCs w:val="20"/>
           <w:u w:val="none"/>
@@ -1024,36 +1656,33 @@
           <w:b w:val="false"/>
           <w:bCs w:val="false"/>
           <w:i w:val="false"/>
-          <w:i w:val="false"/>
-          <w:iCs w:val="false"/>
-          <w:caps w:val="false"/>
-          <w:smallCaps w:val="false"/>
-          <w:strike w:val="false"/>
-          <w:dstrike w:val="false"/>
-          <w:color w:val="000000"/>
-          <w:position w:val="0"/>
-          <w:sz w:val="20"/>
-          <w:sz w:val="20"/>
-          <w:szCs w:val="20"/>
-          <w:u w:val="none"/>
-          <w:shd w:fill="auto" w:val="clear"/>
-          <w:vertAlign w:val="baseline"/>
-        </w:rPr>
-      </w:pPr>
-      <w:r>
-        <w:rPr>
-          <w:rFonts w:eastAsia="Arial" w:cs="Arial" w:ascii="Arial" w:hAnsi="Arial"/>
-          <w:b w:val="false"/>
-          <w:bCs w:val="false"/>
-          <w:i w:val="false"/>
-          <w:iCs w:val="false"/>
-          <w:caps w:val="false"/>
-          <w:smallCaps w:val="false"/>
-          <w:strike w:val="false"/>
-          <w:dstrike w:val="false"/>
-          <w:color w:val="000000"/>
-          <w:position w:val="0"/>
-          <w:sz w:val="20"/>
+          <w:iCs w:val="false"/>
+          <w:caps w:val="false"/>
+          <w:smallCaps w:val="false"/>
+          <w:strike w:val="false"/>
+          <w:dstrike w:val="false"/>
+          <w:color w:val="000000"/>
+          <w:position w:val="0"/>
+          <w:sz w:val="20"/>
+          <w:szCs w:val="20"/>
+          <w:u w:val="none"/>
+          <w:shd w:fill="auto" w:val="clear"/>
+          <w:vertAlign w:val="baseline"/>
+        </w:rPr>
+      </w:pPr>
+      <w:r>
+        <w:rPr>
+          <w:rFonts w:eastAsia="Arial" w:cs="Arial" w:ascii="Arial" w:hAnsi="Arial"/>
+          <w:b w:val="false"/>
+          <w:bCs w:val="false"/>
+          <w:i w:val="false"/>
+          <w:iCs w:val="false"/>
+          <w:caps w:val="false"/>
+          <w:smallCaps w:val="false"/>
+          <w:strike w:val="false"/>
+          <w:dstrike w:val="false"/>
+          <w:color w:val="000000"/>
+          <w:position w:val="0"/>
           <w:sz w:val="20"/>
           <w:szCs w:val="20"/>
           <w:u w:val="none"/>
@@ -1098,7 +1727,6 @@
           <w:color w:val="000000"/>
           <w:position w:val="0"/>
           <w:sz w:val="20"/>
-          <w:sz w:val="20"/>
           <w:szCs w:val="20"/>
           <w:u w:val="single"/>
           <w:shd w:fill="auto" w:val="clear"/>
@@ -1119,7 +1747,6 @@
           <w:dstrike w:val="false"/>
           <w:color w:val="000000"/>
           <w:position w:val="0"/>
-          <w:sz w:val="20"/>
           <w:sz w:val="20"/>
           <w:szCs w:val="20"/>
           <w:u w:val="single"/>
@@ -1164,7 +1791,6 @@
           <w:color w:val="000000"/>
           <w:position w:val="0"/>
           <w:sz w:val="20"/>
-          <w:sz w:val="20"/>
           <w:szCs w:val="20"/>
           <w:u w:val="single"/>
           <w:shd w:fill="auto" w:val="clear"/>
@@ -1185,7 +1811,6 @@
           <w:dstrike w:val="false"/>
           <w:color w:val="000000"/>
           <w:position w:val="0"/>
-          <w:sz w:val="20"/>
           <w:sz w:val="20"/>
           <w:szCs w:val="20"/>
           <w:u w:val="single"/>
@@ -1230,7 +1855,6 @@
           <w:color w:val="000000"/>
           <w:position w:val="0"/>
           <w:sz w:val="20"/>
-          <w:sz w:val="20"/>
           <w:szCs w:val="20"/>
           <w:u w:val="single"/>
           <w:shd w:fill="auto" w:val="clear"/>
@@ -1251,7 +1875,6 @@
           <w:dstrike w:val="false"/>
           <w:color w:val="000000"/>
           <w:position w:val="0"/>
-          <w:sz w:val="20"/>
           <w:sz w:val="20"/>
           <w:szCs w:val="20"/>
           <w:u w:val="single"/>
@@ -1285,36 +1908,33 @@
           <w:b w:val="false"/>
           <w:bCs w:val="false"/>
           <w:i w:val="false"/>
-          <w:i w:val="false"/>
-          <w:iCs w:val="false"/>
-          <w:caps w:val="false"/>
-          <w:smallCaps w:val="false"/>
-          <w:strike w:val="false"/>
-          <w:dstrike w:val="false"/>
-          <w:color w:val="000000"/>
-          <w:position w:val="0"/>
-          <w:sz w:val="20"/>
-          <w:sz w:val="20"/>
-          <w:szCs w:val="20"/>
-          <w:u w:val="none"/>
-          <w:shd w:fill="auto" w:val="clear"/>
-          <w:vertAlign w:val="baseline"/>
-        </w:rPr>
-      </w:pPr>
-      <w:r>
-        <w:rPr>
-          <w:rFonts w:eastAsia="Arial" w:cs="Arial" w:ascii="Arial" w:hAnsi="Arial"/>
-          <w:b w:val="false"/>
-          <w:bCs w:val="false"/>
-          <w:i w:val="false"/>
-          <w:iCs w:val="false"/>
-          <w:caps w:val="false"/>
-          <w:smallCaps w:val="false"/>
-          <w:strike w:val="false"/>
-          <w:dstrike w:val="false"/>
-          <w:color w:val="000000"/>
-          <w:position w:val="0"/>
-          <w:sz w:val="20"/>
+          <w:iCs w:val="false"/>
+          <w:caps w:val="false"/>
+          <w:smallCaps w:val="false"/>
+          <w:strike w:val="false"/>
+          <w:dstrike w:val="false"/>
+          <w:color w:val="000000"/>
+          <w:position w:val="0"/>
+          <w:sz w:val="20"/>
+          <w:szCs w:val="20"/>
+          <w:u w:val="none"/>
+          <w:shd w:fill="auto" w:val="clear"/>
+          <w:vertAlign w:val="baseline"/>
+        </w:rPr>
+      </w:pPr>
+      <w:r>
+        <w:rPr>
+          <w:rFonts w:eastAsia="Arial" w:cs="Arial" w:ascii="Arial" w:hAnsi="Arial"/>
+          <w:b w:val="false"/>
+          <w:bCs w:val="false"/>
+          <w:i w:val="false"/>
+          <w:iCs w:val="false"/>
+          <w:caps w:val="false"/>
+          <w:smallCaps w:val="false"/>
+          <w:strike w:val="false"/>
+          <w:dstrike w:val="false"/>
+          <w:color w:val="000000"/>
+          <w:position w:val="0"/>
           <w:sz w:val="20"/>
           <w:szCs w:val="20"/>
           <w:u w:val="single"/>
@@ -1336,7 +1956,6 @@
           <w:dstrike w:val="false"/>
           <w:color w:val="000000"/>
           <w:position w:val="0"/>
-          <w:sz w:val="20"/>
           <w:sz w:val="20"/>
           <w:szCs w:val="20"/>
           <w:u w:val="single"/>
@@ -1370,36 +1989,33 @@
           <w:b w:val="false"/>
           <w:bCs w:val="false"/>
           <w:i w:val="false"/>
-          <w:i w:val="false"/>
-          <w:iCs w:val="false"/>
-          <w:caps w:val="false"/>
-          <w:smallCaps w:val="false"/>
-          <w:strike w:val="false"/>
-          <w:dstrike w:val="false"/>
-          <w:color w:val="000000"/>
-          <w:position w:val="0"/>
-          <w:sz w:val="20"/>
-          <w:sz w:val="20"/>
-          <w:szCs w:val="20"/>
-          <w:u w:val="none"/>
-          <w:shd w:fill="auto" w:val="clear"/>
-          <w:vertAlign w:val="baseline"/>
-        </w:rPr>
-      </w:pPr>
-      <w:r>
-        <w:rPr>
-          <w:rFonts w:eastAsia="Arial" w:cs="Arial" w:ascii="Arial" w:hAnsi="Arial"/>
-          <w:b w:val="false"/>
-          <w:bCs w:val="false"/>
-          <w:i w:val="false"/>
-          <w:iCs w:val="false"/>
-          <w:caps w:val="false"/>
-          <w:smallCaps w:val="false"/>
-          <w:strike w:val="false"/>
-          <w:dstrike w:val="false"/>
-          <w:color w:val="000000"/>
-          <w:position w:val="0"/>
-          <w:sz w:val="20"/>
+          <w:iCs w:val="false"/>
+          <w:caps w:val="false"/>
+          <w:smallCaps w:val="false"/>
+          <w:strike w:val="false"/>
+          <w:dstrike w:val="false"/>
+          <w:color w:val="000000"/>
+          <w:position w:val="0"/>
+          <w:sz w:val="20"/>
+          <w:szCs w:val="20"/>
+          <w:u w:val="none"/>
+          <w:shd w:fill="auto" w:val="clear"/>
+          <w:vertAlign w:val="baseline"/>
+        </w:rPr>
+      </w:pPr>
+      <w:r>
+        <w:rPr>
+          <w:rFonts w:eastAsia="Arial" w:cs="Arial" w:ascii="Arial" w:hAnsi="Arial"/>
+          <w:b w:val="false"/>
+          <w:bCs w:val="false"/>
+          <w:i w:val="false"/>
+          <w:iCs w:val="false"/>
+          <w:caps w:val="false"/>
+          <w:smallCaps w:val="false"/>
+          <w:strike w:val="false"/>
+          <w:dstrike w:val="false"/>
+          <w:color w:val="000000"/>
+          <w:position w:val="0"/>
           <w:sz w:val="20"/>
           <w:szCs w:val="20"/>
           <w:u w:val="none"/>
@@ -1433,36 +2049,33 @@
           <w:b w:val="false"/>
           <w:bCs w:val="false"/>
           <w:i w:val="false"/>
-          <w:i w:val="false"/>
-          <w:iCs w:val="false"/>
-          <w:caps w:val="false"/>
-          <w:smallCaps w:val="false"/>
-          <w:strike w:val="false"/>
-          <w:dstrike w:val="false"/>
-          <w:color w:val="000000"/>
-          <w:position w:val="0"/>
-          <w:sz w:val="20"/>
-          <w:sz w:val="20"/>
-          <w:szCs w:val="20"/>
-          <w:u w:val="none"/>
-          <w:shd w:fill="auto" w:val="clear"/>
-          <w:vertAlign w:val="baseline"/>
-        </w:rPr>
-      </w:pPr>
-      <w:r>
-        <w:rPr>
-          <w:rFonts w:eastAsia="Arial" w:cs="Arial" w:ascii="Arial" w:hAnsi="Arial"/>
-          <w:b w:val="false"/>
-          <w:bCs w:val="false"/>
-          <w:i w:val="false"/>
-          <w:iCs w:val="false"/>
-          <w:caps w:val="false"/>
-          <w:smallCaps w:val="false"/>
-          <w:strike w:val="false"/>
-          <w:dstrike w:val="false"/>
-          <w:color w:val="000000"/>
-          <w:position w:val="0"/>
-          <w:sz w:val="20"/>
+          <w:iCs w:val="false"/>
+          <w:caps w:val="false"/>
+          <w:smallCaps w:val="false"/>
+          <w:strike w:val="false"/>
+          <w:dstrike w:val="false"/>
+          <w:color w:val="000000"/>
+          <w:position w:val="0"/>
+          <w:sz w:val="20"/>
+          <w:szCs w:val="20"/>
+          <w:u w:val="none"/>
+          <w:shd w:fill="auto" w:val="clear"/>
+          <w:vertAlign w:val="baseline"/>
+        </w:rPr>
+      </w:pPr>
+      <w:r>
+        <w:rPr>
+          <w:rFonts w:eastAsia="Arial" w:cs="Arial" w:ascii="Arial" w:hAnsi="Arial"/>
+          <w:b w:val="false"/>
+          <w:bCs w:val="false"/>
+          <w:i w:val="false"/>
+          <w:iCs w:val="false"/>
+          <w:caps w:val="false"/>
+          <w:smallCaps w:val="false"/>
+          <w:strike w:val="false"/>
+          <w:dstrike w:val="false"/>
+          <w:color w:val="000000"/>
+          <w:position w:val="0"/>
           <w:sz w:val="20"/>
           <w:szCs w:val="20"/>
           <w:u w:val="none"/>
@@ -1488,36 +2101,33 @@
           <w:b w:val="false"/>
           <w:bCs w:val="false"/>
           <w:i w:val="false"/>
-          <w:i w:val="false"/>
-          <w:iCs w:val="false"/>
-          <w:caps w:val="false"/>
-          <w:smallCaps w:val="false"/>
-          <w:strike w:val="false"/>
-          <w:dstrike w:val="false"/>
-          <w:color w:val="000000"/>
-          <w:position w:val="0"/>
-          <w:sz w:val="20"/>
-          <w:sz w:val="20"/>
-          <w:szCs w:val="20"/>
-          <w:u w:val="none"/>
-          <w:shd w:fill="auto" w:val="clear"/>
-          <w:vertAlign w:val="baseline"/>
-        </w:rPr>
-      </w:pPr>
-      <w:r>
-        <w:rPr>
-          <w:rFonts w:eastAsia="Arial" w:cs="Arial" w:ascii="Arial" w:hAnsi="Arial"/>
-          <w:b w:val="false"/>
-          <w:bCs w:val="false"/>
-          <w:i w:val="false"/>
-          <w:iCs w:val="false"/>
-          <w:caps w:val="false"/>
-          <w:smallCaps w:val="false"/>
-          <w:strike w:val="false"/>
-          <w:dstrike w:val="false"/>
-          <w:color w:val="000000"/>
-          <w:position w:val="0"/>
-          <w:sz w:val="20"/>
+          <w:iCs w:val="false"/>
+          <w:caps w:val="false"/>
+          <w:smallCaps w:val="false"/>
+          <w:strike w:val="false"/>
+          <w:dstrike w:val="false"/>
+          <w:color w:val="000000"/>
+          <w:position w:val="0"/>
+          <w:sz w:val="20"/>
+          <w:szCs w:val="20"/>
+          <w:u w:val="none"/>
+          <w:shd w:fill="auto" w:val="clear"/>
+          <w:vertAlign w:val="baseline"/>
+        </w:rPr>
+      </w:pPr>
+      <w:r>
+        <w:rPr>
+          <w:rFonts w:eastAsia="Arial" w:cs="Arial" w:ascii="Arial" w:hAnsi="Arial"/>
+          <w:b w:val="false"/>
+          <w:bCs w:val="false"/>
+          <w:i w:val="false"/>
+          <w:iCs w:val="false"/>
+          <w:caps w:val="false"/>
+          <w:smallCaps w:val="false"/>
+          <w:strike w:val="false"/>
+          <w:dstrike w:val="false"/>
+          <w:color w:val="000000"/>
+          <w:position w:val="0"/>
           <w:sz w:val="20"/>
           <w:szCs w:val="20"/>
           <w:u w:val="none"/>
@@ -1542,36 +2152,33 @@
           <w:b w:val="false"/>
           <w:bCs w:val="false"/>
           <w:i w:val="false"/>
-          <w:i w:val="false"/>
-          <w:iCs w:val="false"/>
-          <w:caps w:val="false"/>
-          <w:smallCaps w:val="false"/>
-          <w:strike w:val="false"/>
-          <w:dstrike w:val="false"/>
-          <w:color w:val="000000"/>
-          <w:position w:val="0"/>
-          <w:sz w:val="20"/>
-          <w:sz w:val="20"/>
-          <w:szCs w:val="20"/>
-          <w:u w:val="none"/>
-          <w:shd w:fill="auto" w:val="clear"/>
-          <w:vertAlign w:val="baseline"/>
-        </w:rPr>
-      </w:pPr>
-      <w:r>
-        <w:rPr>
-          <w:rFonts w:eastAsia="Arial" w:cs="Arial" w:ascii="Arial" w:hAnsi="Arial"/>
-          <w:b w:val="false"/>
-          <w:bCs w:val="false"/>
-          <w:i w:val="false"/>
-          <w:iCs w:val="false"/>
-          <w:caps w:val="false"/>
-          <w:smallCaps w:val="false"/>
-          <w:strike w:val="false"/>
-          <w:dstrike w:val="false"/>
-          <w:color w:val="000000"/>
-          <w:position w:val="0"/>
-          <w:sz w:val="20"/>
+          <w:iCs w:val="false"/>
+          <w:caps w:val="false"/>
+          <w:smallCaps w:val="false"/>
+          <w:strike w:val="false"/>
+          <w:dstrike w:val="false"/>
+          <w:color w:val="000000"/>
+          <w:position w:val="0"/>
+          <w:sz w:val="20"/>
+          <w:szCs w:val="20"/>
+          <w:u w:val="none"/>
+          <w:shd w:fill="auto" w:val="clear"/>
+          <w:vertAlign w:val="baseline"/>
+        </w:rPr>
+      </w:pPr>
+      <w:r>
+        <w:rPr>
+          <w:rFonts w:eastAsia="Arial" w:cs="Arial" w:ascii="Arial" w:hAnsi="Arial"/>
+          <w:b w:val="false"/>
+          <w:bCs w:val="false"/>
+          <w:i w:val="false"/>
+          <w:iCs w:val="false"/>
+          <w:caps w:val="false"/>
+          <w:smallCaps w:val="false"/>
+          <w:strike w:val="false"/>
+          <w:dstrike w:val="false"/>
+          <w:color w:val="000000"/>
+          <w:position w:val="0"/>
           <w:sz w:val="20"/>
           <w:szCs w:val="20"/>
           <w:u w:val="none"/>
@@ -1689,35 +2296,12 @@
           <w:color w:val="000000"/>
           <w:position w:val="0"/>
           <w:sz w:val="20"/>
-          <w:sz w:val="20"/>
-          <w:szCs w:val="20"/>
-          <w:u w:val="none"/>
-          <w:shd w:fill="auto" w:val="clear"/>
-          <w:vertAlign w:val="baseline"/>
-        </w:rPr>
-        <w:t xml:space="preserve">Firma: </w:t>
-      </w:r>
-      <w:r>
-        <w:rPr>
-          <w:rFonts w:eastAsia="Arial" w:cs="Arial" w:ascii="Arial" w:hAnsi="Arial"/>
-          <w:b w:val="false"/>
-          <w:bCs w:val="false"/>
-          <w:i w:val="false"/>
-          <w:iCs w:val="false"/>
-          <w:caps w:val="false"/>
-          <w:smallCaps w:val="false"/>
-          <w:strike w:val="false"/>
-          <w:dstrike w:val="false"/>
-          <w:color w:val="000000"/>
-          <w:position w:val="0"/>
-          <w:sz w:val="20"/>
-          <w:sz w:val="20"/>
-          <w:szCs w:val="20"/>
-          <w:u w:val="none"/>
-          <w:shd w:fill="auto" w:val="clear"/>
-          <w:vertAlign w:val="baseline"/>
-        </w:rPr>
-        <w:t>____________________</w:t>
+          <w:szCs w:val="20"/>
+          <w:u w:val="none"/>
+          <w:shd w:fill="auto" w:val="clear"/>
+          <w:vertAlign w:val="baseline"/>
+        </w:rPr>
+        <w:t>Firma: ____________________</w:t>
       </w:r>
     </w:p>
     <w:p>
@@ -1771,36 +2355,33 @@
           <w:b w:val="false"/>
           <w:bCs w:val="false"/>
           <w:i w:val="false"/>
-          <w:i w:val="false"/>
-          <w:iCs w:val="false"/>
-          <w:caps w:val="false"/>
-          <w:smallCaps w:val="false"/>
-          <w:strike w:val="false"/>
-          <w:dstrike w:val="false"/>
-          <w:color w:val="000000"/>
-          <w:position w:val="0"/>
-          <w:sz w:val="20"/>
-          <w:sz w:val="20"/>
-          <w:szCs w:val="20"/>
-          <w:u w:val="none"/>
-          <w:shd w:fill="auto" w:val="clear"/>
-          <w:vertAlign w:val="baseline"/>
-        </w:rPr>
-      </w:pPr>
-      <w:r>
-        <w:rPr>
-          <w:rFonts w:eastAsia="Arial" w:cs="Arial" w:ascii="Arial" w:hAnsi="Arial"/>
-          <w:b w:val="false"/>
-          <w:bCs w:val="false"/>
-          <w:i w:val="false"/>
-          <w:iCs w:val="false"/>
-          <w:caps w:val="false"/>
-          <w:smallCaps w:val="false"/>
-          <w:strike w:val="false"/>
-          <w:dstrike w:val="false"/>
-          <w:color w:val="000000"/>
-          <w:position w:val="0"/>
-          <w:sz w:val="20"/>
+          <w:iCs w:val="false"/>
+          <w:caps w:val="false"/>
+          <w:smallCaps w:val="false"/>
+          <w:strike w:val="false"/>
+          <w:dstrike w:val="false"/>
+          <w:color w:val="000000"/>
+          <w:position w:val="0"/>
+          <w:sz w:val="20"/>
+          <w:szCs w:val="20"/>
+          <w:u w:val="none"/>
+          <w:shd w:fill="auto" w:val="clear"/>
+          <w:vertAlign w:val="baseline"/>
+        </w:rPr>
+      </w:pPr>
+      <w:r>
+        <w:rPr>
+          <w:rFonts w:eastAsia="Arial" w:cs="Arial" w:ascii="Arial" w:hAnsi="Arial"/>
+          <w:b w:val="false"/>
+          <w:bCs w:val="false"/>
+          <w:i w:val="false"/>
+          <w:iCs w:val="false"/>
+          <w:caps w:val="false"/>
+          <w:smallCaps w:val="false"/>
+          <w:strike w:val="false"/>
+          <w:dstrike w:val="false"/>
+          <w:color w:val="000000"/>
+          <w:position w:val="0"/>
           <w:sz w:val="20"/>
           <w:szCs w:val="20"/>
           <w:u w:val="none"/>
@@ -1822,7 +2403,6 @@
           <w:dstrike w:val="false"/>
           <w:color w:val="000000"/>
           <w:position w:val="0"/>
-          <w:sz w:val="20"/>
           <w:sz w:val="20"/>
           <w:szCs w:val="20"/>
           <w:u w:val="none"/>
@@ -1895,7 +2475,6 @@
           <w:dstrike w:val="false"/>
           <w:color w:val="000000"/>
           <w:position w:val="0"/>
-          <w:sz w:val="20"/>
           <w:sz w:val="20"/>
           <w:szCs w:val="20"/>
           <w:u w:val="none"/>
@@ -1923,7 +2502,6 @@
               <w:dstrike w:val="false"/>
               <w:color w:val="000000"/>
               <w:position w:val="0"/>
-              <w:sz w:val="20"/>
               <w:sz w:val="20"/>
               <w:szCs w:val="20"/>
               <w:u w:val="none"/>
@@ -1945,7 +2523,6 @@
               <w:color w:val="000000"/>
               <w:position w:val="0"/>
               <w:sz w:val="20"/>
-              <w:sz w:val="20"/>
               <w:szCs w:val="20"/>
               <w:u w:val="none"/>
               <w:shd w:fill="auto" w:val="clear"/>
@@ -1968,7 +2545,6 @@
           <w:color w:val="000000"/>
           <w:position w:val="0"/>
           <w:sz w:val="20"/>
-          <w:sz w:val="20"/>
           <w:szCs w:val="20"/>
           <w:u w:val="none"/>
           <w:shd w:fill="auto" w:val="clear"/>
@@ -1989,7 +2565,6 @@
           <w:dstrike w:val="false"/>
           <w:color w:val="000000"/>
           <w:position w:val="0"/>
-          <w:sz w:val="20"/>
           <w:sz w:val="20"/>
           <w:szCs w:val="20"/>
           <w:u w:val="none"/>
@@ -2016,7 +2591,7 @@
 </file>
 
 <file path=word/header1.xml><?xml version="1.0" encoding="utf-8"?>
-<w:hdr xmlns:o="urn:schemas-microsoft-com:office:office" xmlns:r="http://schemas.openxmlformats.org/officeDocument/2006/relationships" xmlns:v="urn:schemas-microsoft-com:vml" xmlns:w="http://schemas.openxmlformats.org/wordprocessingml/2006/main" xmlns:w10="urn:schemas-microsoft-com:office:word" xmlns:wp="http://schemas.openxmlformats.org/drawingml/2006/wordprocessingDrawing" xmlns:wps="http://schemas.microsoft.com/office/word/2010/wordprocessingShape" xmlns:wpg="http://schemas.microsoft.com/office/word/2010/wordprocessingGroup" xmlns:mc="http://schemas.openxmlformats.org/markup-compatibility/2006" xmlns:wp14="http://schemas.microsoft.com/office/word/2010/wordprocessingDrawing" xmlns:w14="http://schemas.microsoft.com/office/word/2010/wordml" xmlns:w15="http://schemas.microsoft.com/office/word/2012/wordml" mc:Ignorable="w14 wp14 w15">
+<w:hdr xmlns:o="urn:schemas-microsoft-com:office:office" xmlns:r="http://schemas.openxmlformats.org/officeDocument/2006/relationships" xmlns:v="urn:schemas-microsoft-com:vml" xmlns:w="http://schemas.openxmlformats.org/wordprocessingml/2006/main" xmlns:w10="urn:schemas-microsoft-com:office:word" xmlns:wp="http://schemas.openxmlformats.org/drawingml/2006/wordprocessingDrawing" xmlns:pic="http://schemas.openxmlformats.org/drawingml/2006/picture" xmlns:wps="http://schemas.microsoft.com/office/word/2010/wordprocessingShape" xmlns:wpg="http://schemas.microsoft.com/office/word/2010/wordprocessingGroup" xmlns:mc="http://schemas.openxmlformats.org/markup-compatibility/2006" xmlns:wp14="http://schemas.microsoft.com/office/word/2010/wordprocessingDrawing" xmlns:w14="http://schemas.microsoft.com/office/word/2010/wordml" xmlns:w15="http://schemas.microsoft.com/office/word/2012/wordml" mc:Ignorable="w14 wp14 w15">
   <w:p>
     <w:pPr>
       <w:pStyle w:val="Header"/>
@@ -2030,7 +2605,7 @@
 </file>
 
 <file path=word/header2.xml><?xml version="1.0" encoding="utf-8"?>
-<w:hdr xmlns:o="urn:schemas-microsoft-com:office:office" xmlns:r="http://schemas.openxmlformats.org/officeDocument/2006/relationships" xmlns:v="urn:schemas-microsoft-com:vml" xmlns:w="http://schemas.openxmlformats.org/wordprocessingml/2006/main" xmlns:w10="urn:schemas-microsoft-com:office:word" xmlns:wp="http://schemas.openxmlformats.org/drawingml/2006/wordprocessingDrawing" xmlns:wps="http://schemas.microsoft.com/office/word/2010/wordprocessingShape" xmlns:wpg="http://schemas.microsoft.com/office/word/2010/wordprocessingGroup" xmlns:mc="http://schemas.openxmlformats.org/markup-compatibility/2006" xmlns:wp14="http://schemas.microsoft.com/office/word/2010/wordprocessingDrawing" xmlns:w14="http://schemas.microsoft.com/office/word/2010/wordml" xmlns:w15="http://schemas.microsoft.com/office/word/2012/wordml" mc:Ignorable="w14 wp14 w15">
+<w:hdr xmlns:o="urn:schemas-microsoft-com:office:office" xmlns:r="http://schemas.openxmlformats.org/officeDocument/2006/relationships" xmlns:v="urn:schemas-microsoft-com:vml" xmlns:w="http://schemas.openxmlformats.org/wordprocessingml/2006/main" xmlns:w10="urn:schemas-microsoft-com:office:word" xmlns:wp="http://schemas.openxmlformats.org/drawingml/2006/wordprocessingDrawing" xmlns:pic="http://schemas.openxmlformats.org/drawingml/2006/picture" xmlns:wps="http://schemas.microsoft.com/office/word/2010/wordprocessingShape" xmlns:wpg="http://schemas.microsoft.com/office/word/2010/wordprocessingGroup" xmlns:mc="http://schemas.openxmlformats.org/markup-compatibility/2006" xmlns:wp14="http://schemas.microsoft.com/office/word/2010/wordprocessingDrawing" xmlns:w14="http://schemas.microsoft.com/office/word/2010/wordml" xmlns:w15="http://schemas.microsoft.com/office/word/2012/wordml" mc:Ignorable="w14 wp14 w15">
   <w:p>
     <w:pPr>
       <w:pStyle w:val="normal1"/>
@@ -2052,7 +2627,6 @@
         <w:b w:val="false"/>
         <w:bCs w:val="false"/>
         <w:i w:val="false"/>
-        <w:i w:val="false"/>
         <w:iCs w:val="false"/>
         <w:caps w:val="false"/>
         <w:smallCaps w:val="false"/>
@@ -2060,7 +2634,6 @@
         <w:dstrike w:val="false"/>
         <w:color w:val="000000"/>
         <w:position w:val="0"/>
-        <w:sz w:val="22"/>
         <w:sz w:val="22"/>
         <w:szCs w:val="22"/>
         <w:u w:val="none"/>
@@ -2082,14 +2655,13 @@
         <w:color w:val="000000"/>
         <w:position w:val="0"/>
         <w:sz w:val="22"/>
-        <w:sz w:val="22"/>
         <w:szCs w:val="22"/>
         <w:u w:val="none"/>
         <w:shd w:fill="auto" w:val="clear"/>
         <w:vertAlign w:val="baseline"/>
       </w:rPr>
       <w:drawing>
-        <wp:anchor behindDoc="1" distT="0" distB="0" distL="0" distR="0" simplePos="0" locked="0" layoutInCell="0" allowOverlap="1" relativeHeight="2">
+        <wp:anchor distT="0" distB="0" distL="0" distR="0" simplePos="0" relativeHeight="3" behindDoc="1" locked="0" layoutInCell="0" allowOverlap="1">
           <wp:simplePos x="0" y="0"/>
           <wp:positionH relativeFrom="page">
             <wp:posOffset>1080135</wp:posOffset>
@@ -2100,7 +2672,7 @@
           <wp:extent cx="1882140" cy="590550"/>
           <wp:effectExtent l="0" t="0" r="0" b="0"/>
           <wp:wrapNone/>
-          <wp:docPr id="1" name="image1.jpg" descr=""/>
+          <wp:docPr id="1" name="image1.jpg"/>
           <wp:cNvGraphicFramePr>
             <a:graphicFrameLocks xmlns:a="http://schemas.openxmlformats.org/drawingml/2006/main" noChangeAspect="1"/>
           </wp:cNvGraphicFramePr>
@@ -2108,7 +2680,7 @@
             <a:graphicData uri="http://schemas.openxmlformats.org/drawingml/2006/picture">
               <pic:pic xmlns:pic="http://schemas.openxmlformats.org/drawingml/2006/picture">
                 <pic:nvPicPr>
-                  <pic:cNvPr id="1" name="image1.jpg" descr=""/>
+                  <pic:cNvPr id="1" name="image1.jpg"/>
                   <pic:cNvPicPr>
                     <a:picLocks noChangeAspect="1" noChangeArrowheads="1"/>
                   </pic:cNvPicPr>
@@ -2127,6 +2699,7 @@
                   <a:prstGeom prst="rect">
                     <a:avLst/>
                   </a:prstGeom>
+                  <a:noFill/>
                 </pic:spPr>
               </pic:pic>
             </a:graphicData>
@@ -2139,7 +2712,7 @@
 </file>
 
 <file path=word/header3.xml><?xml version="1.0" encoding="utf-8"?>
-<w:hdr xmlns:o="urn:schemas-microsoft-com:office:office" xmlns:r="http://schemas.openxmlformats.org/officeDocument/2006/relationships" xmlns:v="urn:schemas-microsoft-com:vml" xmlns:w="http://schemas.openxmlformats.org/wordprocessingml/2006/main" xmlns:w10="urn:schemas-microsoft-com:office:word" xmlns:wp="http://schemas.openxmlformats.org/drawingml/2006/wordprocessingDrawing" xmlns:wps="http://schemas.microsoft.com/office/word/2010/wordprocessingShape" xmlns:wpg="http://schemas.microsoft.com/office/word/2010/wordprocessingGroup" xmlns:mc="http://schemas.openxmlformats.org/markup-compatibility/2006" xmlns:wp14="http://schemas.microsoft.com/office/word/2010/wordprocessingDrawing" xmlns:w14="http://schemas.microsoft.com/office/word/2010/wordml" xmlns:w15="http://schemas.microsoft.com/office/word/2012/wordml" mc:Ignorable="w14 wp14 w15">
+<w:hdr xmlns:o="urn:schemas-microsoft-com:office:office" xmlns:r="http://schemas.openxmlformats.org/officeDocument/2006/relationships" xmlns:v="urn:schemas-microsoft-com:vml" xmlns:w="http://schemas.openxmlformats.org/wordprocessingml/2006/main" xmlns:w10="urn:schemas-microsoft-com:office:word" xmlns:wp="http://schemas.openxmlformats.org/drawingml/2006/wordprocessingDrawing" xmlns:pic="http://schemas.openxmlformats.org/drawingml/2006/picture" xmlns:wps="http://schemas.microsoft.com/office/word/2010/wordprocessingShape" xmlns:wpg="http://schemas.microsoft.com/office/word/2010/wordprocessingGroup" xmlns:mc="http://schemas.openxmlformats.org/markup-compatibility/2006" xmlns:wp14="http://schemas.microsoft.com/office/word/2010/wordprocessingDrawing" xmlns:w14="http://schemas.microsoft.com/office/word/2010/wordml" xmlns:w15="http://schemas.microsoft.com/office/word/2012/wordml" mc:Ignorable="w14 wp14 w15">
   <w:p>
     <w:pPr>
       <w:pStyle w:val="normal1"/>
@@ -2161,7 +2734,6 @@
         <w:b w:val="false"/>
         <w:bCs w:val="false"/>
         <w:i w:val="false"/>
-        <w:i w:val="false"/>
         <w:iCs w:val="false"/>
         <w:caps w:val="false"/>
         <w:smallCaps w:val="false"/>
@@ -2169,7 +2741,6 @@
         <w:dstrike w:val="false"/>
         <w:color w:val="000000"/>
         <w:position w:val="0"/>
-        <w:sz w:val="22"/>
         <w:sz w:val="22"/>
         <w:szCs w:val="22"/>
         <w:u w:val="none"/>
@@ -2191,14 +2762,13 @@
         <w:color w:val="000000"/>
         <w:position w:val="0"/>
         <w:sz w:val="22"/>
-        <w:sz w:val="22"/>
         <w:szCs w:val="22"/>
         <w:u w:val="none"/>
         <w:shd w:fill="auto" w:val="clear"/>
         <w:vertAlign w:val="baseline"/>
       </w:rPr>
       <w:drawing>
-        <wp:anchor behindDoc="1" distT="0" distB="0" distL="0" distR="0" simplePos="0" locked="0" layoutInCell="0" allowOverlap="1" relativeHeight="2">
+        <wp:anchor distT="0" distB="0" distL="0" distR="0" simplePos="0" relativeHeight="3" behindDoc="1" locked="0" layoutInCell="0" allowOverlap="1">
           <wp:simplePos x="0" y="0"/>
           <wp:positionH relativeFrom="page">
             <wp:posOffset>1080135</wp:posOffset>
@@ -2209,7 +2779,7 @@
           <wp:extent cx="1882140" cy="590550"/>
           <wp:effectExtent l="0" t="0" r="0" b="0"/>
           <wp:wrapNone/>
-          <wp:docPr id="2" name="image1.jpg" descr=""/>
+          <wp:docPr id="2" name="image1.jpg"/>
           <wp:cNvGraphicFramePr>
             <a:graphicFrameLocks xmlns:a="http://schemas.openxmlformats.org/drawingml/2006/main" noChangeAspect="1"/>
           </wp:cNvGraphicFramePr>
@@ -2217,7 +2787,7 @@
             <a:graphicData uri="http://schemas.openxmlformats.org/drawingml/2006/picture">
               <pic:pic xmlns:pic="http://schemas.openxmlformats.org/drawingml/2006/picture">
                 <pic:nvPicPr>
-                  <pic:cNvPr id="2" name="image1.jpg" descr=""/>
+                  <pic:cNvPr id="2" name="image1.jpg"/>
                   <pic:cNvPicPr>
                     <a:picLocks noChangeAspect="1" noChangeArrowheads="1"/>
                   </pic:cNvPicPr>
@@ -2236,6 +2806,7 @@
                   <a:prstGeom prst="rect">
                     <a:avLst/>
                   </a:prstGeom>
+                  <a:noFill/>
                 </pic:spPr>
               </pic:pic>
             </a:graphicData>
@@ -2262,12 +2833,12 @@
       </w:pPr>
       <w:rPr>
         <w:rFonts w:ascii="Quattrocento Sans" w:hAnsi="Quattrocento Sans" w:cs="Quattrocento Sans" w:hint="default"/>
+        <w:b w:val="false"/>
+        <w:bCs w:val="false"/>
+        <w:i w:val="false"/>
+        <w:iCs w:val="false"/>
         <w:sz w:val="22"/>
-        <w:i w:val="false"/>
-        <w:b w:val="false"/>
         <w:szCs w:val="22"/>
-        <w:iCs w:val="false"/>
-        <w:bCs w:val="false"/>
       </w:rPr>
     </w:lvl>
     <w:lvl w:ilvl="1">
@@ -2282,13 +2853,13 @@
         <w:ind w:left="1080" w:hanging="360"/>
       </w:pPr>
       <w:rPr>
+        <w:rFonts w:ascii="Cambria" w:hAnsi="Cambria" w:eastAsia="Cambria" w:cs="Cambria"/>
+        <w:b w:val="false"/>
+        <w:bCs w:val="false"/>
+        <w:i w:val="false"/>
+        <w:iCs w:val="false"/>
         <w:sz w:val="22"/>
-        <w:i w:val="false"/>
-        <w:b w:val="false"/>
         <w:szCs w:val="22"/>
-        <w:iCs w:val="false"/>
-        <w:bCs w:val="false"/>
-        <w:rFonts w:ascii="Cambria" w:hAnsi="Cambria" w:eastAsia="Cambria" w:cs="Cambria"/>
       </w:rPr>
     </w:lvl>
     <w:lvl w:ilvl="2">
@@ -2304,12 +2875,12 @@
       </w:pPr>
       <w:rPr>
         <w:rFonts w:ascii="Noto Sans Symbols" w:hAnsi="Noto Sans Symbols" w:cs="Noto Sans Symbols" w:hint="default"/>
+        <w:b w:val="false"/>
+        <w:bCs w:val="false"/>
+        <w:i w:val="false"/>
+        <w:iCs w:val="false"/>
         <w:sz w:val="22"/>
-        <w:i w:val="false"/>
-        <w:b w:val="false"/>
         <w:szCs w:val="22"/>
-        <w:iCs w:val="false"/>
-        <w:bCs w:val="false"/>
       </w:rPr>
     </w:lvl>
     <w:lvl w:ilvl="3">
@@ -2708,7 +3279,7 @@
     </w:rPr>
   </w:style>
   <w:style w:type="paragraph" w:styleId="Heading1">
-    <w:name w:val="Heading 1"/>
+    <w:name w:val="heading 1"/>
     <w:basedOn w:val="normal1"/>
     <w:next w:val="normal1"/>
     <w:qFormat/>
@@ -2723,7 +3294,7 @@
     </w:rPr>
   </w:style>
   <w:style w:type="paragraph" w:styleId="Heading2">
-    <w:name w:val="Heading 2"/>
+    <w:name w:val="heading 2"/>
     <w:basedOn w:val="normal1"/>
     <w:next w:val="normal1"/>
     <w:qFormat/>
@@ -2741,7 +3312,7 @@
     </w:rPr>
   </w:style>
   <w:style w:type="paragraph" w:styleId="Heading3">
-    <w:name w:val="Heading 3"/>
+    <w:name w:val="heading 3"/>
     <w:basedOn w:val="normal1"/>
     <w:next w:val="normal1"/>
     <w:qFormat/>
@@ -2759,7 +3330,7 @@
     </w:rPr>
   </w:style>
   <w:style w:type="paragraph" w:styleId="Heading4">
-    <w:name w:val="Heading 4"/>
+    <w:name w:val="heading 4"/>
     <w:basedOn w:val="normal1"/>
     <w:next w:val="normal1"/>
     <w:qFormat/>
@@ -2777,7 +3348,7 @@
     </w:rPr>
   </w:style>
   <w:style w:type="paragraph" w:styleId="Heading5">
-    <w:name w:val="Heading 5"/>
+    <w:name w:val="heading 5"/>
     <w:basedOn w:val="normal1"/>
     <w:next w:val="normal1"/>
     <w:qFormat/>
@@ -2795,7 +3366,7 @@
     </w:rPr>
   </w:style>
   <w:style w:type="paragraph" w:styleId="Heading6">
-    <w:name w:val="Heading 6"/>
+    <w:name w:val="heading 6"/>
     <w:basedOn w:val="normal1"/>
     <w:next w:val="normal1"/>
     <w:qFormat/>
@@ -2866,15 +3437,15 @@
       <w:lang w:val="es-ES"/>
     </w:rPr>
   </w:style>
-  <w:style w:type="character" w:styleId="Bolos">
-    <w:name w:val="Bolos"/>
+  <w:style w:type="character" w:styleId="Bolosuser">
+    <w:name w:val="Bolos (user)"/>
     <w:qFormat/>
     <w:rPr>
       <w:rFonts w:ascii="OpenSymbol" w:hAnsi="OpenSymbol" w:eastAsia="OpenSymbol" w:cs="OpenSymbol"/>
     </w:rPr>
   </w:style>
-  <w:style w:type="character" w:styleId="Textooriginal">
-    <w:name w:val="Texto original"/>
+  <w:style w:type="character" w:styleId="Textooriginaluser">
+    <w:name w:val="Texto original (user)"/>
     <w:qFormat/>
     <w:rPr>
       <w:rFonts w:ascii="Liberation Mono" w:hAnsi="Liberation Mono" w:eastAsia="Noto Sans Mono CJK SC" w:cs="Liberation Mono"/>
@@ -2916,7 +3487,7 @@
     </w:rPr>
   </w:style>
   <w:style w:type="paragraph" w:styleId="Caption">
-    <w:name w:val="Caption"/>
+    <w:name w:val="caption"/>
     <w:basedOn w:val="Normal"/>
     <w:qFormat/>
     <w:pPr>
@@ -2933,6 +3504,32 @@
   </w:style>
   <w:style w:type="paragraph" w:styleId="ndice">
     <w:name w:val="Índice"/>
+    <w:basedOn w:val="Normal"/>
+    <w:qFormat/>
+    <w:pPr>
+      <w:suppressLineNumbers/>
+    </w:pPr>
+    <w:rPr>
+      <w:rFonts w:cs="Noto Sans Devanagari"/>
+    </w:rPr>
+  </w:style>
+  <w:style w:type="paragraph" w:styleId="Ttulouser">
+    <w:name w:val="Título (user)"/>
+    <w:basedOn w:val="Normal"/>
+    <w:next w:val="BodyText"/>
+    <w:qFormat/>
+    <w:pPr>
+      <w:keepNext w:val="true"/>
+      <w:spacing w:before="240" w:after="120"/>
+    </w:pPr>
+    <w:rPr>
+      <w:rFonts w:ascii="Liberation Sans" w:hAnsi="Liberation Sans" w:eastAsia="Noto Sans CJK SC" w:cs="Noto Sans Devanagari"/>
+      <w:sz w:val="28"/>
+      <w:szCs w:val="28"/>
+    </w:rPr>
+  </w:style>
+  <w:style w:type="paragraph" w:styleId="ndiceuser">
+    <w:name w:val="Índice (user)"/>
     <w:basedOn w:val="Normal"/>
     <w:qFormat/>
     <w:pPr>
@@ -2990,6 +3587,13 @@
     </w:pPr>
     <w:rPr/>
   </w:style>
+  <w:style w:type="paragraph" w:styleId="Cabeceraypieuser">
+    <w:name w:val="Cabecera y pie (user)"/>
+    <w:basedOn w:val="Normal"/>
+    <w:qFormat/>
+    <w:pPr/>
+    <w:rPr/>
+  </w:style>
   <w:style w:type="paragraph" w:styleId="Cabeceraypie">
     <w:name w:val="Cabecera y pie"/>
     <w:basedOn w:val="Normal"/>
@@ -2998,7 +3602,7 @@
     <w:rPr/>
   </w:style>
   <w:style w:type="paragraph" w:styleId="Header">
-    <w:name w:val="Header"/>
+    <w:name w:val="header"/>
     <w:basedOn w:val="normal1"/>
     <w:link w:val="EncabezadoCar"/>
     <w:uiPriority w:val="99"/>
@@ -3014,7 +3618,7 @@
     <w:rPr/>
   </w:style>
   <w:style w:type="paragraph" w:styleId="Footer">
-    <w:name w:val="Footer"/>
+    <w:name w:val="footer"/>
     <w:basedOn w:val="normal1"/>
     <w:link w:val="PiedepginaCar"/>
     <w:uiPriority w:val="99"/>
@@ -3049,8 +3653,8 @@
       <w:szCs w:val="48"/>
     </w:rPr>
   </w:style>
-  <w:style w:type="paragraph" w:styleId="Textopreformateado">
-    <w:name w:val="Texto preformateado"/>
+  <w:style w:type="paragraph" w:styleId="Textopreformateadouser">
+    <w:name w:val="Texto preformateado (user)"/>
     <w:basedOn w:val="Normal"/>
     <w:qFormat/>
     <w:pPr>
@@ -3062,8 +3666,8 @@
       <w:szCs w:val="20"/>
     </w:rPr>
   </w:style>
-  <w:style w:type="numbering" w:styleId="Ningunalista" w:default="1">
-    <w:name w:val="Ninguna lista"/>
+  <w:style w:type="numbering" w:styleId="Ningunalistauser" w:default="1">
+    <w:name w:val="Ninguna lista (user)"/>
     <w:uiPriority w:val="99"/>
     <w:semiHidden/>
     <w:unhideWhenUsed/>
@@ -3105,37 +3709,37 @@
         <a:srgbClr val="000000"/>
       </a:dk1>
       <a:lt1>
-        <a:srgbClr val="ffffff"/>
+        <a:srgbClr val="FFFFFF"/>
       </a:lt1>
       <a:dk2>
-        <a:srgbClr val="44546a"/>
+        <a:srgbClr val="44546A"/>
       </a:dk2>
       <a:lt2>
-        <a:srgbClr val="e7e6e6"/>
+        <a:srgbClr val="E7E6E6"/>
       </a:lt2>
       <a:accent1>
-        <a:srgbClr val="5b9bd5"/>
+        <a:srgbClr val="5B9BD5"/>
       </a:accent1>
       <a:accent2>
-        <a:srgbClr val="ed7d31"/>
+        <a:srgbClr val="ED7D31"/>
       </a:accent2>
       <a:accent3>
-        <a:srgbClr val="a5a5a5"/>
+        <a:srgbClr val="A5A5A5"/>
       </a:accent3>
       <a:accent4>
-        <a:srgbClr val="ffc000"/>
+        <a:srgbClr val="FFC000"/>
       </a:accent4>
       <a:accent5>
-        <a:srgbClr val="4472c4"/>
+        <a:srgbClr val="4472C4"/>
       </a:accent5>
       <a:accent6>
-        <a:srgbClr val="70ad47"/>
+        <a:srgbClr val="70AD47"/>
       </a:accent6>
       <a:hlink>
-        <a:srgbClr val="0563c1"/>
+        <a:srgbClr val="0563C1"/>
       </a:hlink>
       <a:folHlink>
-        <a:srgbClr val="954f72"/>
+        <a:srgbClr val="954F72"/>
       </a:folHlink>
     </a:clrScheme>
     <a:fontScheme name="Office">
